--- a/results/scenario_a/tabel_hasil_skenario_a.docx
+++ b/results/scenario_a/tabel_hasil_skenario_a.docx
@@ -333,92 +333,92 @@
                 <w:b w:val="0"/>
                 <w:sz w:val="16"/>
               </w:rPr>
-              <w:t>22.92</w:t>
-            </w:r>
-          </w:p>
-        </w:tc>
-        <w:tc>
-          <w:tcPr>
-            <w:tcW w:type="dxa" w:w="709"/>
-          </w:tcPr>
-          <w:p>
-            <w:pPr>
-              <w:jc w:val="center"/>
-            </w:pPr>
-            <w:r>
-              <w:rPr>
-                <w:b w:val="0"/>
-                <w:sz w:val="16"/>
-              </w:rPr>
-              <w:t>208.75</w:t>
-            </w:r>
-          </w:p>
-        </w:tc>
-        <w:tc>
-          <w:tcPr>
-            <w:tcW w:type="dxa" w:w="709"/>
-          </w:tcPr>
-          <w:p>
-            <w:pPr>
-              <w:jc w:val="center"/>
-            </w:pPr>
-            <w:r>
-              <w:rPr>
-                <w:b w:val="0"/>
-                <w:sz w:val="16"/>
-              </w:rPr>
-              <w:t>422.50</w:t>
-            </w:r>
-          </w:p>
-        </w:tc>
-        <w:tc>
-          <w:tcPr>
-            <w:tcW w:type="dxa" w:w="709"/>
-          </w:tcPr>
-          <w:p>
-            <w:pPr>
-              <w:jc w:val="center"/>
-            </w:pPr>
-            <w:r>
-              <w:rPr>
-                <w:b w:val="0"/>
-                <w:sz w:val="16"/>
-              </w:rPr>
-              <w:t>71.30</w:t>
-            </w:r>
-          </w:p>
-        </w:tc>
-        <w:tc>
-          <w:tcPr>
-            <w:tcW w:type="dxa" w:w="709"/>
-          </w:tcPr>
-          <w:p>
-            <w:pPr>
-              <w:jc w:val="center"/>
-            </w:pPr>
-            <w:r>
-              <w:rPr>
-                <w:b w:val="0"/>
-                <w:sz w:val="16"/>
-              </w:rPr>
-              <w:t>97.13</w:t>
-            </w:r>
-          </w:p>
-        </w:tc>
-        <w:tc>
-          <w:tcPr>
-            <w:tcW w:type="dxa" w:w="709"/>
-          </w:tcPr>
-          <w:p>
-            <w:pPr>
-              <w:jc w:val="center"/>
-            </w:pPr>
-            <w:r>
-              <w:rPr>
-                <w:b w:val="0"/>
-                <w:sz w:val="16"/>
-              </w:rPr>
-              <w:t>99.43</w:t>
+              <w:t>15.16</w:t>
+            </w:r>
+          </w:p>
+        </w:tc>
+        <w:tc>
+          <w:tcPr>
+            <w:tcW w:type="dxa" w:w="709"/>
+          </w:tcPr>
+          <w:p>
+            <w:pPr>
+              <w:jc w:val="center"/>
+            </w:pPr>
+            <w:r>
+              <w:rPr>
+                <w:b w:val="0"/>
+                <w:sz w:val="16"/>
+              </w:rPr>
+              <w:t>24.00</w:t>
+            </w:r>
+          </w:p>
+        </w:tc>
+        <w:tc>
+          <w:tcPr>
+            <w:tcW w:type="dxa" w:w="709"/>
+          </w:tcPr>
+          <w:p>
+            <w:pPr>
+              <w:jc w:val="center"/>
+            </w:pPr>
+            <w:r>
+              <w:rPr>
+                <w:b w:val="0"/>
+                <w:sz w:val="16"/>
+              </w:rPr>
+              <w:t>25.42</w:t>
+            </w:r>
+          </w:p>
+        </w:tc>
+        <w:tc>
+          <w:tcPr>
+            <w:tcW w:type="dxa" w:w="709"/>
+          </w:tcPr>
+          <w:p>
+            <w:pPr>
+              <w:jc w:val="center"/>
+            </w:pPr>
+            <w:r>
+              <w:rPr>
+                <w:b w:val="0"/>
+                <w:sz w:val="16"/>
+              </w:rPr>
+              <w:t>50.66</w:t>
+            </w:r>
+          </w:p>
+        </w:tc>
+        <w:tc>
+          <w:tcPr>
+            <w:tcW w:type="dxa" w:w="709"/>
+          </w:tcPr>
+          <w:p>
+            <w:pPr>
+              <w:jc w:val="center"/>
+            </w:pPr>
+            <w:r>
+              <w:rPr>
+                <w:b w:val="0"/>
+                <w:sz w:val="16"/>
+              </w:rPr>
+              <w:t>79.73</w:t>
+            </w:r>
+          </w:p>
+        </w:tc>
+        <w:tc>
+          <w:tcPr>
+            <w:tcW w:type="dxa" w:w="709"/>
+          </w:tcPr>
+          <w:p>
+            <w:pPr>
+              <w:jc w:val="center"/>
+            </w:pPr>
+            <w:r>
+              <w:rPr>
+                <w:b w:val="0"/>
+                <w:sz w:val="16"/>
+              </w:rPr>
+              <w:t>85.14</w:t>
             </w:r>
           </w:p>
         </w:tc>
@@ -437,14 +437,14 @@
                 <w:color w:val="000000"/>
                 <w:sz w:val="16"/>
               </w:rPr>
-              <w:t>3.11×</w:t>
-            </w:r>
-          </w:p>
-        </w:tc>
-        <w:tc>
-          <w:tcPr>
-            <w:tcW w:type="dxa" w:w="709"/>
-            <w:shd w:val="clear" w:color="auto" w:fill="A9D9BD"/>
+              <w:t>3.34×</w:t>
+            </w:r>
+          </w:p>
+        </w:tc>
+        <w:tc>
+          <w:tcPr>
+            <w:tcW w:type="dxa" w:w="709"/>
+            <w:shd w:val="clear" w:color="auto" w:fill="EAB596"/>
           </w:tcPr>
           <w:p>
             <w:pPr>
@@ -456,14 +456,14 @@
                 <w:color w:val="000000"/>
                 <w:sz w:val="16"/>
               </w:rPr>
-              <w:t>0.47×</w:t>
-            </w:r>
-          </w:p>
-        </w:tc>
-        <w:tc>
-          <w:tcPr>
-            <w:tcW w:type="dxa" w:w="709"/>
-            <w:shd w:val="clear" w:color="auto" w:fill="A9D9BD"/>
+              <w:t>3.32×</w:t>
+            </w:r>
+          </w:p>
+        </w:tc>
+        <w:tc>
+          <w:tcPr>
+            <w:tcW w:type="dxa" w:w="709"/>
+            <w:shd w:val="clear" w:color="auto" w:fill="EAB596"/>
           </w:tcPr>
           <w:p>
             <w:pPr>
@@ -475,7 +475,7 @@
                 <w:color w:val="000000"/>
                 <w:sz w:val="16"/>
               </w:rPr>
-              <w:t>0.24×</w:t>
+              <w:t>3.35×</w:t>
             </w:r>
           </w:p>
         </w:tc>
@@ -513,7 +513,7 @@
                 <w:b w:val="0"/>
                 <w:sz w:val="16"/>
               </w:rPr>
-              <w:t>41.15</w:t>
+              <w:t>22.74</w:t>
             </w:r>
           </w:p>
         </w:tc>
@@ -531,7 +531,7 @@
                 <w:b w:val="0"/>
                 <w:sz w:val="16"/>
               </w:rPr>
-              <w:t>172.50</w:t>
+              <w:t>37.72</w:t>
             </w:r>
           </w:p>
         </w:tc>
@@ -549,7 +549,7 @@
                 <w:b w:val="0"/>
                 <w:sz w:val="16"/>
               </w:rPr>
-              <w:t>234.50</w:t>
+              <w:t>52.66</w:t>
             </w:r>
           </w:p>
         </w:tc>
@@ -567,7 +567,7 @@
                 <w:b w:val="0"/>
                 <w:sz w:val="16"/>
               </w:rPr>
-              <w:t>46.53</w:t>
+              <w:t>38.11</w:t>
             </w:r>
           </w:p>
         </w:tc>
@@ -585,7 +585,7 @@
                 <w:b w:val="0"/>
                 <w:sz w:val="16"/>
               </w:rPr>
-              <w:t>94.05</w:t>
+              <w:t>68.73</w:t>
             </w:r>
           </w:p>
         </w:tc>
@@ -603,7 +603,7 @@
                 <w:b w:val="0"/>
                 <w:sz w:val="16"/>
               </w:rPr>
-              <w:t>98.82</w:t>
+              <w:t>85.58</w:t>
             </w:r>
           </w:p>
         </w:tc>
@@ -622,14 +622,14 @@
                 <w:color w:val="000000"/>
                 <w:sz w:val="16"/>
               </w:rPr>
-              <w:t>1.13×</w:t>
-            </w:r>
-          </w:p>
-        </w:tc>
-        <w:tc>
-          <w:tcPr>
-            <w:tcW w:type="dxa" w:w="709"/>
-            <w:shd w:val="clear" w:color="auto" w:fill="DCEFE4"/>
+              <w:t>1.68×</w:t>
+            </w:r>
+          </w:p>
+        </w:tc>
+        <w:tc>
+          <w:tcPr>
+            <w:tcW w:type="dxa" w:w="709"/>
+            <w:shd w:val="clear" w:color="auto" w:fill="F7E3DA"/>
           </w:tcPr>
           <w:p>
             <w:pPr>
@@ -641,14 +641,14 @@
                 <w:color w:val="000000"/>
                 <w:sz w:val="16"/>
               </w:rPr>
-              <w:t>0.55×</w:t>
-            </w:r>
-          </w:p>
-        </w:tc>
-        <w:tc>
-          <w:tcPr>
-            <w:tcW w:type="dxa" w:w="709"/>
-            <w:shd w:val="clear" w:color="auto" w:fill="A9D9BD"/>
+              <w:t>1.82×</w:t>
+            </w:r>
+          </w:p>
+        </w:tc>
+        <w:tc>
+          <w:tcPr>
+            <w:tcW w:type="dxa" w:w="709"/>
+            <w:shd w:val="clear" w:color="auto" w:fill="F7E3DA"/>
           </w:tcPr>
           <w:p>
             <w:pPr>
@@ -660,7 +660,7 @@
                 <w:color w:val="000000"/>
                 <w:sz w:val="16"/>
               </w:rPr>
-              <w:t>0.42×</w:t>
+              <w:t>1.63×</w:t>
             </w:r>
           </w:p>
         </w:tc>
@@ -696,92 +696,92 @@
                 <w:b w:val="0"/>
                 <w:sz w:val="16"/>
               </w:rPr>
-              <w:t>8.09</w:t>
-            </w:r>
-          </w:p>
-        </w:tc>
-        <w:tc>
-          <w:tcPr>
-            <w:tcW w:type="dxa" w:w="709"/>
-          </w:tcPr>
-          <w:p>
-            <w:pPr>
-              <w:jc w:val="center"/>
-            </w:pPr>
-            <w:r>
-              <w:rPr>
-                <w:b w:val="0"/>
-                <w:sz w:val="16"/>
-              </w:rPr>
-              <w:t>74.17</w:t>
-            </w:r>
-          </w:p>
-        </w:tc>
-        <w:tc>
-          <w:tcPr>
-            <w:tcW w:type="dxa" w:w="709"/>
-          </w:tcPr>
-          <w:p>
-            <w:pPr>
-              <w:jc w:val="center"/>
-            </w:pPr>
-            <w:r>
-              <w:rPr>
-                <w:b w:val="0"/>
-                <w:sz w:val="16"/>
-              </w:rPr>
-              <w:t>94.83</w:t>
-            </w:r>
-          </w:p>
-        </w:tc>
-        <w:tc>
-          <w:tcPr>
-            <w:tcW w:type="dxa" w:w="709"/>
-          </w:tcPr>
-          <w:p>
-            <w:pPr>
-              <w:jc w:val="center"/>
-            </w:pPr>
-            <w:r>
-              <w:rPr>
-                <w:b w:val="0"/>
-                <w:sz w:val="16"/>
-              </w:rPr>
-              <w:t>15.54</w:t>
-            </w:r>
-          </w:p>
-        </w:tc>
-        <w:tc>
-          <w:tcPr>
-            <w:tcW w:type="dxa" w:w="709"/>
-          </w:tcPr>
-          <w:p>
-            <w:pPr>
-              <w:jc w:val="center"/>
-            </w:pPr>
-            <w:r>
-              <w:rPr>
-                <w:b w:val="0"/>
-                <w:sz w:val="16"/>
-              </w:rPr>
-              <w:t>24.64</w:t>
-            </w:r>
-          </w:p>
-        </w:tc>
-        <w:tc>
-          <w:tcPr>
-            <w:tcW w:type="dxa" w:w="709"/>
-          </w:tcPr>
-          <w:p>
-            <w:pPr>
-              <w:jc w:val="center"/>
-            </w:pPr>
-            <w:r>
-              <w:rPr>
-                <w:b w:val="0"/>
-                <w:sz w:val="16"/>
-              </w:rPr>
-              <w:t>42.25</w:t>
+              <w:t>6.18</w:t>
+            </w:r>
+          </w:p>
+        </w:tc>
+        <w:tc>
+          <w:tcPr>
+            <w:tcW w:type="dxa" w:w="709"/>
+          </w:tcPr>
+          <w:p>
+            <w:pPr>
+              <w:jc w:val="center"/>
+            </w:pPr>
+            <w:r>
+              <w:rPr>
+                <w:b w:val="0"/>
+                <w:sz w:val="16"/>
+              </w:rPr>
+              <w:t>7.56</w:t>
+            </w:r>
+          </w:p>
+        </w:tc>
+        <w:tc>
+          <w:tcPr>
+            <w:tcW w:type="dxa" w:w="709"/>
+          </w:tcPr>
+          <w:p>
+            <w:pPr>
+              <w:jc w:val="center"/>
+            </w:pPr>
+            <w:r>
+              <w:rPr>
+                <w:b w:val="0"/>
+                <w:sz w:val="16"/>
+              </w:rPr>
+              <w:t>15.43</w:t>
+            </w:r>
+          </w:p>
+        </w:tc>
+        <w:tc>
+          <w:tcPr>
+            <w:tcW w:type="dxa" w:w="709"/>
+          </w:tcPr>
+          <w:p>
+            <w:pPr>
+              <w:jc w:val="center"/>
+            </w:pPr>
+            <w:r>
+              <w:rPr>
+                <w:b w:val="0"/>
+                <w:sz w:val="16"/>
+              </w:rPr>
+              <w:t>9.91</w:t>
+            </w:r>
+          </w:p>
+        </w:tc>
+        <w:tc>
+          <w:tcPr>
+            <w:tcW w:type="dxa" w:w="709"/>
+          </w:tcPr>
+          <w:p>
+            <w:pPr>
+              <w:jc w:val="center"/>
+            </w:pPr>
+            <w:r>
+              <w:rPr>
+                <w:b w:val="0"/>
+                <w:sz w:val="16"/>
+              </w:rPr>
+              <w:t>16.47</w:t>
+            </w:r>
+          </w:p>
+        </w:tc>
+        <w:tc>
+          <w:tcPr>
+            <w:tcW w:type="dxa" w:w="709"/>
+          </w:tcPr>
+          <w:p>
+            <w:pPr>
+              <w:jc w:val="center"/>
+            </w:pPr>
+            <w:r>
+              <w:rPr>
+                <w:b w:val="0"/>
+                <w:sz w:val="16"/>
+              </w:rPr>
+              <w:t>23.15</w:t>
             </w:r>
           </w:p>
         </w:tc>
@@ -800,14 +800,14 @@
                 <w:color w:val="000000"/>
                 <w:sz w:val="16"/>
               </w:rPr>
-              <w:t>1.92×</w:t>
-            </w:r>
-          </w:p>
-        </w:tc>
-        <w:tc>
-          <w:tcPr>
-            <w:tcW w:type="dxa" w:w="709"/>
-            <w:shd w:val="clear" w:color="auto" w:fill="A9D9BD"/>
+              <w:t>1.60×</w:t>
+            </w:r>
+          </w:p>
+        </w:tc>
+        <w:tc>
+          <w:tcPr>
+            <w:tcW w:type="dxa" w:w="709"/>
+            <w:shd w:val="clear" w:color="auto" w:fill="EAB596"/>
           </w:tcPr>
           <w:p>
             <w:pPr>
@@ -819,14 +819,14 @@
                 <w:color w:val="000000"/>
                 <w:sz w:val="16"/>
               </w:rPr>
-              <w:t>0.33×</w:t>
-            </w:r>
-          </w:p>
-        </w:tc>
-        <w:tc>
-          <w:tcPr>
-            <w:tcW w:type="dxa" w:w="709"/>
-            <w:shd w:val="clear" w:color="auto" w:fill="A9D9BD"/>
+              <w:t>2.18×</w:t>
+            </w:r>
+          </w:p>
+        </w:tc>
+        <w:tc>
+          <w:tcPr>
+            <w:tcW w:type="dxa" w:w="709"/>
+            <w:shd w:val="clear" w:color="auto" w:fill="F7E3DA"/>
           </w:tcPr>
           <w:p>
             <w:pPr>
@@ -838,7 +838,7 @@
                 <w:color w:val="000000"/>
                 <w:sz w:val="16"/>
               </w:rPr>
-              <w:t>0.45×</w:t>
+              <w:t>1.50×</w:t>
             </w:r>
           </w:p>
         </w:tc>
@@ -876,7 +876,7 @@
                 <w:b w:val="0"/>
                 <w:sz w:val="16"/>
               </w:rPr>
-              <w:t>2.98</w:t>
+              <w:t>1.96</w:t>
             </w:r>
           </w:p>
         </w:tc>
@@ -894,7 +894,7 @@
                 <w:b w:val="0"/>
                 <w:sz w:val="16"/>
               </w:rPr>
-              <w:t>20.88</w:t>
+              <w:t>3.12</w:t>
             </w:r>
           </w:p>
         </w:tc>
@@ -912,7 +912,7 @@
                 <w:b w:val="0"/>
                 <w:sz w:val="16"/>
               </w:rPr>
-              <w:t>42.25</w:t>
+              <w:t>3.34</w:t>
             </w:r>
           </w:p>
         </w:tc>
@@ -930,7 +930,7 @@
                 <w:b w:val="0"/>
                 <w:sz w:val="16"/>
               </w:rPr>
-              <w:t>16.94</w:t>
+              <w:t>10.37</w:t>
             </w:r>
           </w:p>
         </w:tc>
@@ -948,7 +948,7 @@
                 <w:b w:val="0"/>
                 <w:sz w:val="16"/>
               </w:rPr>
-              <w:t>24.69</w:t>
+              <w:t>16.18</w:t>
             </w:r>
           </w:p>
         </w:tc>
@@ -966,7 +966,7 @@
                 <w:b w:val="0"/>
                 <w:sz w:val="16"/>
               </w:rPr>
-              <w:t>2035.00</w:t>
+              <w:t>16.91</w:t>
             </w:r>
           </w:p>
         </w:tc>
@@ -985,26 +985,7 @@
                 <w:color w:val="FFFFFF"/>
                 <w:sz w:val="16"/>
               </w:rPr>
-              <w:t>5.68×</w:t>
-            </w:r>
-          </w:p>
-        </w:tc>
-        <w:tc>
-          <w:tcPr>
-            <w:tcW w:type="dxa" w:w="709"/>
-            <w:shd w:val="clear" w:color="auto" w:fill="F7E3DA"/>
-          </w:tcPr>
-          <w:p>
-            <w:pPr>
-              <w:jc w:val="center"/>
-            </w:pPr>
-            <w:r>
-              <w:rPr>
-                <w:b w:val="0"/>
-                <w:color w:val="000000"/>
-                <w:sz w:val="16"/>
-              </w:rPr>
-              <w:t>1.18×</w:t>
+              <w:t>5.29×</w:t>
             </w:r>
           </w:p>
         </w:tc>
@@ -1023,7 +1004,26 @@
                 <w:color w:val="FFFFFF"/>
                 <w:sz w:val="16"/>
               </w:rPr>
-              <w:t>48.17×</w:t>
+              <w:t>5.19×</w:t>
+            </w:r>
+          </w:p>
+        </w:tc>
+        <w:tc>
+          <w:tcPr>
+            <w:tcW w:type="dxa" w:w="709"/>
+            <w:shd w:val="clear" w:color="auto" w:fill="B5502F"/>
+          </w:tcPr>
+          <w:p>
+            <w:pPr>
+              <w:jc w:val="center"/>
+            </w:pPr>
+            <w:r>
+              <w:rPr>
+                <w:b w:val="0"/>
+                <w:color w:val="FFFFFF"/>
+                <w:sz w:val="16"/>
+              </w:rPr>
+              <w:t>5.06×</w:t>
             </w:r>
           </w:p>
         </w:tc>
@@ -1367,92 +1367,92 @@
                 <w:b w:val="0"/>
                 <w:sz w:val="16"/>
               </w:rPr>
-              <w:t>453.82</w:t>
-            </w:r>
-          </w:p>
-        </w:tc>
-        <w:tc>
-          <w:tcPr>
-            <w:tcW w:type="dxa" w:w="709"/>
-          </w:tcPr>
-          <w:p>
-            <w:pPr>
-              <w:jc w:val="center"/>
-            </w:pPr>
-            <w:r>
-              <w:rPr>
-                <w:b w:val="0"/>
-                <w:sz w:val="16"/>
-              </w:rPr>
-              <w:t>962.95</w:t>
-            </w:r>
-          </w:p>
-        </w:tc>
-        <w:tc>
-          <w:tcPr>
-            <w:tcW w:type="dxa" w:w="709"/>
-          </w:tcPr>
-          <w:p>
-            <w:pPr>
-              <w:jc w:val="center"/>
-            </w:pPr>
-            <w:r>
-              <w:rPr>
-                <w:b w:val="0"/>
-                <w:sz w:val="16"/>
-              </w:rPr>
-              <w:t>1011.79</w:t>
-            </w:r>
-          </w:p>
-        </w:tc>
-        <w:tc>
-          <w:tcPr>
-            <w:tcW w:type="dxa" w:w="709"/>
-          </w:tcPr>
-          <w:p>
-            <w:pPr>
-              <w:jc w:val="center"/>
-            </w:pPr>
-            <w:r>
-              <w:rPr>
-                <w:b w:val="0"/>
-                <w:sz w:val="16"/>
-              </w:rPr>
-              <w:t>176.64</w:t>
-            </w:r>
-          </w:p>
-        </w:tc>
-        <w:tc>
-          <w:tcPr>
-            <w:tcW w:type="dxa" w:w="709"/>
-          </w:tcPr>
-          <w:p>
-            <w:pPr>
-              <w:jc w:val="center"/>
-            </w:pPr>
-            <w:r>
-              <w:rPr>
-                <w:b w:val="0"/>
-                <w:sz w:val="16"/>
-              </w:rPr>
-              <w:t>248.06</w:t>
-            </w:r>
-          </w:p>
-        </w:tc>
-        <w:tc>
-          <w:tcPr>
-            <w:tcW w:type="dxa" w:w="709"/>
-          </w:tcPr>
-          <w:p>
-            <w:pPr>
-              <w:jc w:val="center"/>
-            </w:pPr>
-            <w:r>
-              <w:rPr>
-                <w:b w:val="0"/>
-                <w:sz w:val="16"/>
-              </w:rPr>
-              <w:t>254.41</w:t>
+              <w:t>758.86</w:t>
+            </w:r>
+          </w:p>
+        </w:tc>
+        <w:tc>
+          <w:tcPr>
+            <w:tcW w:type="dxa" w:w="709"/>
+          </w:tcPr>
+          <w:p>
+            <w:pPr>
+              <w:jc w:val="center"/>
+            </w:pPr>
+            <w:r>
+              <w:rPr>
+                <w:b w:val="0"/>
+                <w:sz w:val="16"/>
+              </w:rPr>
+              <w:t>997.49</w:t>
+            </w:r>
+          </w:p>
+        </w:tc>
+        <w:tc>
+          <w:tcPr>
+            <w:tcW w:type="dxa" w:w="709"/>
+          </w:tcPr>
+          <w:p>
+            <w:pPr>
+              <w:jc w:val="center"/>
+            </w:pPr>
+            <w:r>
+              <w:rPr>
+                <w:b w:val="0"/>
+                <w:sz w:val="16"/>
+              </w:rPr>
+              <w:t>1018.70</w:t>
+            </w:r>
+          </w:p>
+        </w:tc>
+        <w:tc>
+          <w:tcPr>
+            <w:tcW w:type="dxa" w:w="709"/>
+          </w:tcPr>
+          <w:p>
+            <w:pPr>
+              <w:jc w:val="center"/>
+            </w:pPr>
+            <w:r>
+              <w:rPr>
+                <w:b w:val="0"/>
+                <w:sz w:val="16"/>
+              </w:rPr>
+              <w:t>192.00</w:t>
+            </w:r>
+          </w:p>
+        </w:tc>
+        <w:tc>
+          <w:tcPr>
+            <w:tcW w:type="dxa" w:w="709"/>
+          </w:tcPr>
+          <w:p>
+            <w:pPr>
+              <w:jc w:val="center"/>
+            </w:pPr>
+            <w:r>
+              <w:rPr>
+                <w:b w:val="0"/>
+                <w:sz w:val="16"/>
+              </w:rPr>
+              <w:t>249.60</w:t>
+            </w:r>
+          </w:p>
+        </w:tc>
+        <w:tc>
+          <w:tcPr>
+            <w:tcW w:type="dxa" w:w="709"/>
+          </w:tcPr>
+          <w:p>
+            <w:pPr>
+              <w:jc w:val="center"/>
+            </w:pPr>
+            <w:r>
+              <w:rPr>
+                <w:b w:val="0"/>
+                <w:sz w:val="16"/>
+              </w:rPr>
+              <w:t>254.72</w:t>
             </w:r>
           </w:p>
         </w:tc>
@@ -1471,7 +1471,7 @@
                 <w:color w:val="000000"/>
                 <w:sz w:val="16"/>
               </w:rPr>
-              <w:t>0.39×</w:t>
+              <w:t>0.25×</w:t>
             </w:r>
           </w:p>
         </w:tc>
@@ -1490,7 +1490,7 @@
                 <w:color w:val="000000"/>
                 <w:sz w:val="16"/>
               </w:rPr>
-              <w:t>0.26×</w:t>
+              <w:t>0.25×</w:t>
             </w:r>
           </w:p>
         </w:tc>
@@ -1547,7 +1547,7 @@
                 <w:b w:val="0"/>
                 <w:sz w:val="16"/>
               </w:rPr>
-              <w:t>291.56</w:t>
+              <w:t>388.92</w:t>
             </w:r>
           </w:p>
         </w:tc>
@@ -1565,7 +1565,7 @@
                 <w:b w:val="0"/>
                 <w:sz w:val="16"/>
               </w:rPr>
-              <w:t>489.96</w:t>
+              <w:t>652.80</w:t>
             </w:r>
           </w:p>
         </w:tc>
@@ -1583,7 +1583,7 @@
                 <w:b w:val="0"/>
                 <w:sz w:val="16"/>
               </w:rPr>
-              <w:t>507.59</w:t>
+              <w:t>949.76</w:t>
             </w:r>
           </w:p>
         </w:tc>
@@ -1601,7 +1601,7 @@
                 <w:b w:val="0"/>
                 <w:sz w:val="16"/>
               </w:rPr>
-              <w:t>201.48</w:t>
+              <w:t>293.65</w:t>
             </w:r>
           </w:p>
         </w:tc>
@@ -1619,7 +1619,7 @@
                 <w:b w:val="0"/>
                 <w:sz w:val="16"/>
               </w:rPr>
-              <w:t>412.80</w:t>
+              <w:t>490.16</w:t>
             </w:r>
           </w:p>
         </w:tc>
@@ -1637,7 +1637,7 @@
                 <w:b w:val="0"/>
                 <w:sz w:val="16"/>
               </w:rPr>
-              <w:t>492.16</w:t>
+              <w:t>507.63</w:t>
             </w:r>
           </w:p>
         </w:tc>
@@ -1656,7 +1656,7 @@
                 <w:color w:val="000000"/>
                 <w:sz w:val="16"/>
               </w:rPr>
-              <w:t>0.69×</w:t>
+              <w:t>0.76×</w:t>
             </w:r>
           </w:p>
         </w:tc>
@@ -1675,14 +1675,14 @@
                 <w:color w:val="000000"/>
                 <w:sz w:val="16"/>
               </w:rPr>
-              <w:t>0.84×</w:t>
-            </w:r>
-          </w:p>
-        </w:tc>
-        <w:tc>
-          <w:tcPr>
-            <w:tcW w:type="dxa" w:w="709"/>
-            <w:shd w:val="clear" w:color="auto" w:fill="EEF0F2"/>
+              <w:t>0.75×</w:t>
+            </w:r>
+          </w:p>
+        </w:tc>
+        <w:tc>
+          <w:tcPr>
+            <w:tcW w:type="dxa" w:w="709"/>
+            <w:shd w:val="clear" w:color="auto" w:fill="F7E3DA"/>
           </w:tcPr>
           <w:p>
             <w:pPr>
@@ -1694,7 +1694,7 @@
                 <w:color w:val="000000"/>
                 <w:sz w:val="16"/>
               </w:rPr>
-              <w:t>0.97×</w:t>
+              <w:t>0.53×</w:t>
             </w:r>
           </w:p>
         </w:tc>
@@ -1730,92 +1730,92 @@
                 <w:b w:val="0"/>
                 <w:sz w:val="16"/>
               </w:rPr>
-              <w:t>328.01</w:t>
-            </w:r>
-          </w:p>
-        </w:tc>
-        <w:tc>
-          <w:tcPr>
-            <w:tcW w:type="dxa" w:w="709"/>
-          </w:tcPr>
-          <w:p>
-            <w:pPr>
-              <w:jc w:val="center"/>
-            </w:pPr>
-            <w:r>
-              <w:rPr>
-                <w:b w:val="0"/>
-                <w:sz w:val="16"/>
-              </w:rPr>
-              <w:t>825.60</w:t>
-            </w:r>
-          </w:p>
-        </w:tc>
-        <w:tc>
-          <w:tcPr>
-            <w:tcW w:type="dxa" w:w="709"/>
-          </w:tcPr>
-          <w:p>
-            <w:pPr>
-              <w:jc w:val="center"/>
-            </w:pPr>
-            <w:r>
-              <w:rPr>
-                <w:b w:val="0"/>
-                <w:sz w:val="16"/>
-              </w:rPr>
-              <w:t>984.32</w:t>
-            </w:r>
-          </w:p>
-        </w:tc>
-        <w:tc>
-          <w:tcPr>
-            <w:tcW w:type="dxa" w:w="709"/>
-          </w:tcPr>
-          <w:p>
-            <w:pPr>
-              <w:jc w:val="center"/>
-            </w:pPr>
-            <w:r>
-              <w:rPr>
-                <w:b w:val="0"/>
-                <w:sz w:val="16"/>
-              </w:rPr>
-              <w:t>173.72</w:t>
-            </w:r>
-          </w:p>
-        </w:tc>
-        <w:tc>
-          <w:tcPr>
-            <w:tcW w:type="dxa" w:w="709"/>
-          </w:tcPr>
-          <w:p>
-            <w:pPr>
-              <w:jc w:val="center"/>
-            </w:pPr>
-            <w:r>
-              <w:rPr>
-                <w:b w:val="0"/>
-                <w:sz w:val="16"/>
-              </w:rPr>
-              <w:t>313.60</w:t>
-            </w:r>
-          </w:p>
-        </w:tc>
-        <w:tc>
-          <w:tcPr>
-            <w:tcW w:type="dxa" w:w="709"/>
-          </w:tcPr>
-          <w:p>
-            <w:pPr>
-              <w:jc w:val="center"/>
-            </w:pPr>
-            <w:r>
-              <w:rPr>
-                <w:b w:val="0"/>
-                <w:sz w:val="16"/>
-              </w:rPr>
-              <w:t>472.32</w:t>
+              <w:t>394.26</w:t>
+            </w:r>
+          </w:p>
+        </w:tc>
+        <w:tc>
+          <w:tcPr>
+            <w:tcW w:type="dxa" w:w="709"/>
+          </w:tcPr>
+          <w:p>
+            <w:pPr>
+              <w:jc w:val="center"/>
+            </w:pPr>
+            <w:r>
+              <w:rPr>
+                <w:b w:val="0"/>
+                <w:sz w:val="16"/>
+              </w:rPr>
+              <w:t>776.53</w:t>
+            </w:r>
+          </w:p>
+        </w:tc>
+        <w:tc>
+          <w:tcPr>
+            <w:tcW w:type="dxa" w:w="709"/>
+          </w:tcPr>
+          <w:p>
+            <w:pPr>
+              <w:jc w:val="center"/>
+            </w:pPr>
+            <w:r>
+              <w:rPr>
+                <w:b w:val="0"/>
+                <w:sz w:val="16"/>
+              </w:rPr>
+              <w:t>974.51</w:t>
+            </w:r>
+          </w:p>
+        </w:tc>
+        <w:tc>
+          <w:tcPr>
+            <w:tcW w:type="dxa" w:w="709"/>
+          </w:tcPr>
+          <w:p>
+            <w:pPr>
+              <w:jc w:val="center"/>
+            </w:pPr>
+            <w:r>
+              <w:rPr>
+                <w:b w:val="0"/>
+                <w:sz w:val="16"/>
+              </w:rPr>
+              <w:t>214.42</w:t>
+            </w:r>
+          </w:p>
+        </w:tc>
+        <w:tc>
+          <w:tcPr>
+            <w:tcW w:type="dxa" w:w="709"/>
+          </w:tcPr>
+          <w:p>
+            <w:pPr>
+              <w:jc w:val="center"/>
+            </w:pPr>
+            <w:r>
+              <w:rPr>
+                <w:b w:val="0"/>
+                <w:sz w:val="16"/>
+              </w:rPr>
+              <w:t>465.60</w:t>
+            </w:r>
+          </w:p>
+        </w:tc>
+        <w:tc>
+          <w:tcPr>
+            <w:tcW w:type="dxa" w:w="709"/>
+          </w:tcPr>
+          <w:p>
+            <w:pPr>
+              <w:jc w:val="center"/>
+            </w:pPr>
+            <w:r>
+              <w:rPr>
+                <w:b w:val="0"/>
+                <w:sz w:val="16"/>
+              </w:rPr>
+              <w:t>502.72</w:t>
             </w:r>
           </w:p>
         </w:tc>
@@ -1834,14 +1834,14 @@
                 <w:color w:val="000000"/>
                 <w:sz w:val="16"/>
               </w:rPr>
-              <w:t>0.53×</w:t>
-            </w:r>
-          </w:p>
-        </w:tc>
-        <w:tc>
-          <w:tcPr>
-            <w:tcW w:type="dxa" w:w="709"/>
-            <w:shd w:val="clear" w:color="auto" w:fill="EAB596"/>
+              <w:t>0.54×</w:t>
+            </w:r>
+          </w:p>
+        </w:tc>
+        <w:tc>
+          <w:tcPr>
+            <w:tcW w:type="dxa" w:w="709"/>
+            <w:shd w:val="clear" w:color="auto" w:fill="F7E3DA"/>
           </w:tcPr>
           <w:p>
             <w:pPr>
@@ -1853,14 +1853,14 @@
                 <w:color w:val="000000"/>
                 <w:sz w:val="16"/>
               </w:rPr>
-              <w:t>0.38×</w:t>
-            </w:r>
-          </w:p>
-        </w:tc>
-        <w:tc>
-          <w:tcPr>
-            <w:tcW w:type="dxa" w:w="709"/>
-            <w:shd w:val="clear" w:color="auto" w:fill="EAB596"/>
+              <w:t>0.60×</w:t>
+            </w:r>
+          </w:p>
+        </w:tc>
+        <w:tc>
+          <w:tcPr>
+            <w:tcW w:type="dxa" w:w="709"/>
+            <w:shd w:val="clear" w:color="auto" w:fill="F7E3DA"/>
           </w:tcPr>
           <w:p>
             <w:pPr>
@@ -1872,7 +1872,7 @@
                 <w:color w:val="000000"/>
                 <w:sz w:val="16"/>
               </w:rPr>
-              <w:t>0.48×</w:t>
+              <w:t>0.52×</w:t>
             </w:r>
           </w:p>
         </w:tc>
@@ -1910,7 +1910,7 @@
                 <w:b w:val="0"/>
                 <w:sz w:val="16"/>
               </w:rPr>
-              <w:t>947.20</w:t>
+              <w:t>1402.43</w:t>
             </w:r>
           </w:p>
         </w:tc>
@@ -1928,7 +1928,7 @@
                 <w:b w:val="0"/>
                 <w:sz w:val="16"/>
               </w:rPr>
-              <w:t>1934.63</w:t>
+              <w:t>1983.44</w:t>
             </w:r>
           </w:p>
         </w:tc>
@@ -1946,7 +1946,7 @@
                 <w:b w:val="0"/>
                 <w:sz w:val="16"/>
               </w:rPr>
-              <w:t>2025.33</w:t>
+              <w:t>2035.09</w:t>
             </w:r>
           </w:p>
         </w:tc>
@@ -1964,7 +1964,7 @@
                 <w:b w:val="0"/>
                 <w:sz w:val="16"/>
               </w:rPr>
-              <w:t>176.64</w:t>
+              <w:t>196.74</w:t>
             </w:r>
           </w:p>
         </w:tc>
@@ -1982,7 +1982,7 @@
                 <w:b w:val="0"/>
                 <w:sz w:val="16"/>
               </w:rPr>
-              <w:t>248.06</w:t>
+              <w:t>326.40</w:t>
             </w:r>
           </w:p>
         </w:tc>
@@ -2000,7 +2000,7 @@
                 <w:b w:val="0"/>
                 <w:sz w:val="16"/>
               </w:rPr>
-              <w:t>254.41</w:t>
+              <w:t>474.88</w:t>
             </w:r>
           </w:p>
         </w:tc>
@@ -2019,7 +2019,7 @@
                 <w:color w:val="FFFFFF"/>
                 <w:sz w:val="16"/>
               </w:rPr>
-              <w:t>0.19×</w:t>
+              <w:t>0.14×</w:t>
             </w:r>
           </w:p>
         </w:tc>
@@ -2038,26 +2038,26 @@
                 <w:color w:val="FFFFFF"/>
                 <w:sz w:val="16"/>
               </w:rPr>
-              <w:t>0.13×</w:t>
-            </w:r>
-          </w:p>
-        </w:tc>
-        <w:tc>
-          <w:tcPr>
-            <w:tcW w:type="dxa" w:w="709"/>
-            <w:shd w:val="clear" w:color="auto" w:fill="B5502F"/>
-          </w:tcPr>
-          <w:p>
-            <w:pPr>
-              <w:jc w:val="center"/>
-            </w:pPr>
-            <w:r>
-              <w:rPr>
-                <w:b w:val="0"/>
-                <w:color w:val="FFFFFF"/>
-                <w:sz w:val="16"/>
-              </w:rPr>
-              <w:t>0.13×</w:t>
+              <w:t>0.16×</w:t>
+            </w:r>
+          </w:p>
+        </w:tc>
+        <w:tc>
+          <w:tcPr>
+            <w:tcW w:type="dxa" w:w="709"/>
+            <w:shd w:val="clear" w:color="auto" w:fill="EAB596"/>
+          </w:tcPr>
+          <w:p>
+            <w:pPr>
+              <w:jc w:val="center"/>
+            </w:pPr>
+            <w:r>
+              <w:rPr>
+                <w:b w:val="0"/>
+                <w:color w:val="000000"/>
+                <w:sz w:val="16"/>
+              </w:rPr>
+              <w:t>0.23×</w:t>
             </w:r>
           </w:p>
         </w:tc>
@@ -2401,99 +2401,99 @@
                 <w:b w:val="0"/>
                 <w:sz w:val="16"/>
               </w:rPr>
-              <w:t>1.81</w:t>
-            </w:r>
-          </w:p>
-        </w:tc>
-        <w:tc>
-          <w:tcPr>
-            <w:tcW w:type="dxa" w:w="709"/>
-          </w:tcPr>
-          <w:p>
-            <w:pPr>
-              <w:jc w:val="center"/>
-            </w:pPr>
-            <w:r>
-              <w:rPr>
-                <w:b w:val="0"/>
-                <w:sz w:val="16"/>
-              </w:rPr>
-              <w:t>2.48</w:t>
-            </w:r>
-          </w:p>
-        </w:tc>
-        <w:tc>
-          <w:tcPr>
-            <w:tcW w:type="dxa" w:w="709"/>
-          </w:tcPr>
-          <w:p>
-            <w:pPr>
-              <w:jc w:val="center"/>
-            </w:pPr>
-            <w:r>
-              <w:rPr>
-                <w:b w:val="0"/>
-                <w:sz w:val="16"/>
-              </w:rPr>
-              <w:t>2.67</w:t>
-            </w:r>
-          </w:p>
-        </w:tc>
-        <w:tc>
-          <w:tcPr>
-            <w:tcW w:type="dxa" w:w="709"/>
-          </w:tcPr>
-          <w:p>
-            <w:pPr>
-              <w:jc w:val="center"/>
-            </w:pPr>
-            <w:r>
-              <w:rPr>
-                <w:b w:val="0"/>
-                <w:sz w:val="16"/>
-              </w:rPr>
-              <w:t>2.10</w:t>
-            </w:r>
-          </w:p>
-        </w:tc>
-        <w:tc>
-          <w:tcPr>
-            <w:tcW w:type="dxa" w:w="709"/>
-          </w:tcPr>
-          <w:p>
-            <w:pPr>
-              <w:jc w:val="center"/>
-            </w:pPr>
-            <w:r>
-              <w:rPr>
-                <w:b w:val="0"/>
-                <w:sz w:val="16"/>
-              </w:rPr>
-              <w:t>2.44</w:t>
-            </w:r>
-          </w:p>
-        </w:tc>
-        <w:tc>
-          <w:tcPr>
-            <w:tcW w:type="dxa" w:w="709"/>
-          </w:tcPr>
-          <w:p>
-            <w:pPr>
-              <w:jc w:val="center"/>
-            </w:pPr>
-            <w:r>
-              <w:rPr>
-                <w:b w:val="0"/>
-                <w:sz w:val="16"/>
-              </w:rPr>
-              <w:t>2.49</w:t>
-            </w:r>
-          </w:p>
-        </w:tc>
-        <w:tc>
-          <w:tcPr>
-            <w:tcW w:type="dxa" w:w="709"/>
-            <w:shd w:val="clear" w:color="auto" w:fill="F7E3DA"/>
+              <w:t>2.13</w:t>
+            </w:r>
+          </w:p>
+        </w:tc>
+        <w:tc>
+          <w:tcPr>
+            <w:tcW w:type="dxa" w:w="709"/>
+          </w:tcPr>
+          <w:p>
+            <w:pPr>
+              <w:jc w:val="center"/>
+            </w:pPr>
+            <w:r>
+              <w:rPr>
+                <w:b w:val="0"/>
+                <w:sz w:val="16"/>
+              </w:rPr>
+              <w:t>2.85</w:t>
+            </w:r>
+          </w:p>
+        </w:tc>
+        <w:tc>
+          <w:tcPr>
+            <w:tcW w:type="dxa" w:w="709"/>
+          </w:tcPr>
+          <w:p>
+            <w:pPr>
+              <w:jc w:val="center"/>
+            </w:pPr>
+            <w:r>
+              <w:rPr>
+                <w:b w:val="0"/>
+                <w:sz w:val="16"/>
+              </w:rPr>
+              <w:t>2.97</w:t>
+            </w:r>
+          </w:p>
+        </w:tc>
+        <w:tc>
+          <w:tcPr>
+            <w:tcW w:type="dxa" w:w="709"/>
+          </w:tcPr>
+          <w:p>
+            <w:pPr>
+              <w:jc w:val="center"/>
+            </w:pPr>
+            <w:r>
+              <w:rPr>
+                <w:b w:val="0"/>
+                <w:sz w:val="16"/>
+              </w:rPr>
+              <w:t>2.18</w:t>
+            </w:r>
+          </w:p>
+        </w:tc>
+        <w:tc>
+          <w:tcPr>
+            <w:tcW w:type="dxa" w:w="709"/>
+          </w:tcPr>
+          <w:p>
+            <w:pPr>
+              <w:jc w:val="center"/>
+            </w:pPr>
+            <w:r>
+              <w:rPr>
+                <w:b w:val="0"/>
+                <w:sz w:val="16"/>
+              </w:rPr>
+              <w:t>2.76</w:t>
+            </w:r>
+          </w:p>
+        </w:tc>
+        <w:tc>
+          <w:tcPr>
+            <w:tcW w:type="dxa" w:w="709"/>
+          </w:tcPr>
+          <w:p>
+            <w:pPr>
+              <w:jc w:val="center"/>
+            </w:pPr>
+            <w:r>
+              <w:rPr>
+                <w:b w:val="0"/>
+                <w:sz w:val="16"/>
+              </w:rPr>
+              <w:t>2.95</w:t>
+            </w:r>
+          </w:p>
+        </w:tc>
+        <w:tc>
+          <w:tcPr>
+            <w:tcW w:type="dxa" w:w="709"/>
+            <w:shd w:val="clear" w:color="auto" w:fill="EEF0F2"/>
           </w:tcPr>
           <w:p>
             <w:pPr>
@@ -2505,7 +2505,7 @@
                 <w:color w:val="000000"/>
                 <w:sz w:val="16"/>
               </w:rPr>
-              <w:t>1.16×</w:t>
+              <w:t>1.02×</w:t>
             </w:r>
           </w:p>
         </w:tc>
@@ -2524,7 +2524,7 @@
                 <w:color w:val="000000"/>
                 <w:sz w:val="16"/>
               </w:rPr>
-              <w:t>0.98×</w:t>
+              <w:t>0.97×</w:t>
             </w:r>
           </w:p>
         </w:tc>
@@ -2543,7 +2543,7 @@
                 <w:color w:val="000000"/>
                 <w:sz w:val="16"/>
               </w:rPr>
-              <w:t>0.93×</w:t>
+              <w:t>0.99×</w:t>
             </w:r>
           </w:p>
         </w:tc>
@@ -2581,7 +2581,7 @@
                 <w:b w:val="0"/>
                 <w:sz w:val="16"/>
               </w:rPr>
-              <w:t>1.89</w:t>
+              <w:t>1.95</w:t>
             </w:r>
           </w:p>
         </w:tc>
@@ -2599,7 +2599,7 @@
                 <w:b w:val="0"/>
                 <w:sz w:val="16"/>
               </w:rPr>
-              <w:t>2.21</w:t>
+              <w:t>2.96</w:t>
             </w:r>
           </w:p>
         </w:tc>
@@ -2617,7 +2617,7 @@
                 <w:b w:val="0"/>
                 <w:sz w:val="16"/>
               </w:rPr>
-              <w:t>2.24</w:t>
+              <w:t>3.35</w:t>
             </w:r>
           </w:p>
         </w:tc>
@@ -2635,7 +2635,7 @@
                 <w:b w:val="0"/>
                 <w:sz w:val="16"/>
               </w:rPr>
-              <w:t>2.35</w:t>
+              <w:t>2.45</w:t>
             </w:r>
           </w:p>
         </w:tc>
@@ -2653,7 +2653,7 @@
                 <w:b w:val="0"/>
                 <w:sz w:val="16"/>
               </w:rPr>
-              <w:t>2.81</w:t>
+              <w:t>2.98</w:t>
             </w:r>
           </w:p>
         </w:tc>
@@ -2671,7 +2671,7 @@
                 <w:b w:val="0"/>
                 <w:sz w:val="16"/>
               </w:rPr>
-              <w:t>2.96</w:t>
+              <w:t>3.35</w:t>
             </w:r>
           </w:p>
         </w:tc>
@@ -2690,14 +2690,14 @@
                 <w:color w:val="000000"/>
                 <w:sz w:val="16"/>
               </w:rPr>
-              <w:t>1.24×</w:t>
-            </w:r>
-          </w:p>
-        </w:tc>
-        <w:tc>
-          <w:tcPr>
-            <w:tcW w:type="dxa" w:w="709"/>
-            <w:shd w:val="clear" w:color="auto" w:fill="F7E3DA"/>
+              <w:t>1.26×</w:t>
+            </w:r>
+          </w:p>
+        </w:tc>
+        <w:tc>
+          <w:tcPr>
+            <w:tcW w:type="dxa" w:w="709"/>
+            <w:shd w:val="clear" w:color="auto" w:fill="EEF0F2"/>
           </w:tcPr>
           <w:p>
             <w:pPr>
@@ -2709,14 +2709,14 @@
                 <w:color w:val="000000"/>
                 <w:sz w:val="16"/>
               </w:rPr>
-              <w:t>1.27×</w:t>
-            </w:r>
-          </w:p>
-        </w:tc>
-        <w:tc>
-          <w:tcPr>
-            <w:tcW w:type="dxa" w:w="709"/>
-            <w:shd w:val="clear" w:color="auto" w:fill="F7E3DA"/>
+              <w:t>1.01×</w:t>
+            </w:r>
+          </w:p>
+        </w:tc>
+        <w:tc>
+          <w:tcPr>
+            <w:tcW w:type="dxa" w:w="709"/>
+            <w:shd w:val="clear" w:color="auto" w:fill="EEF0F2"/>
           </w:tcPr>
           <w:p>
             <w:pPr>
@@ -2728,7 +2728,7 @@
                 <w:color w:val="000000"/>
                 <w:sz w:val="16"/>
               </w:rPr>
-              <w:t>1.32×</w:t>
+              <w:t>1.00×</w:t>
             </w:r>
           </w:p>
         </w:tc>
@@ -2962,7 +2962,7 @@
                 <w:b w:val="0"/>
                 <w:sz w:val="16"/>
               </w:rPr>
-              <w:t>7.61</w:t>
+              <w:t>9.14</w:t>
             </w:r>
           </w:p>
         </w:tc>
@@ -2980,7 +2980,7 @@
                 <w:b w:val="0"/>
                 <w:sz w:val="16"/>
               </w:rPr>
-              <w:t>7.75</w:t>
+              <w:t>9.43</w:t>
             </w:r>
           </w:p>
         </w:tc>
@@ -2998,7 +2998,7 @@
                 <w:b w:val="0"/>
                 <w:sz w:val="16"/>
               </w:rPr>
-              <w:t>1.60</w:t>
+              <w:t>1.68</w:t>
             </w:r>
           </w:p>
         </w:tc>
@@ -3016,7 +3016,7 @@
                 <w:b w:val="0"/>
                 <w:sz w:val="16"/>
               </w:rPr>
-              <w:t>2.45</w:t>
+              <w:t>2.89</w:t>
             </w:r>
           </w:p>
         </w:tc>
@@ -3034,7 +3034,7 @@
                 <w:b w:val="0"/>
                 <w:sz w:val="16"/>
               </w:rPr>
-              <w:t>2.92</w:t>
+              <w:t>3.35</w:t>
             </w:r>
           </w:p>
         </w:tc>
@@ -3091,7 +3091,7 @@
                 <w:color w:val="000000"/>
                 <w:sz w:val="16"/>
               </w:rPr>
-              <w:t>0.38×</w:t>
+              <w:t>0.36×</w:t>
             </w:r>
           </w:p>
         </w:tc>
@@ -3468,92 +3468,92 @@
                 <w:b w:val="0"/>
                 <w:sz w:val="16"/>
               </w:rPr>
-              <w:t>91.26</w:t>
-            </w:r>
-          </w:p>
-        </w:tc>
-        <w:tc>
-          <w:tcPr>
-            <w:tcW w:type="dxa" w:w="709"/>
-          </w:tcPr>
-          <w:p>
-            <w:pPr>
-              <w:jc w:val="center"/>
-            </w:pPr>
-            <w:r>
-              <w:rPr>
-                <w:b w:val="0"/>
-                <w:sz w:val="16"/>
-              </w:rPr>
-              <w:t>124.33</w:t>
-            </w:r>
-          </w:p>
-        </w:tc>
-        <w:tc>
-          <w:tcPr>
-            <w:tcW w:type="dxa" w:w="709"/>
-          </w:tcPr>
-          <w:p>
-            <w:pPr>
-              <w:jc w:val="center"/>
-            </w:pPr>
-            <w:r>
-              <w:rPr>
-                <w:b w:val="0"/>
-                <w:sz w:val="16"/>
-              </w:rPr>
-              <w:t>127.27</w:t>
-            </w:r>
-          </w:p>
-        </w:tc>
-        <w:tc>
-          <w:tcPr>
-            <w:tcW w:type="dxa" w:w="709"/>
-          </w:tcPr>
-          <w:p>
-            <w:pPr>
-              <w:jc w:val="center"/>
-            </w:pPr>
-            <w:r>
-              <w:rPr>
-                <w:b w:val="0"/>
-                <w:sz w:val="16"/>
-              </w:rPr>
-              <w:t>49.10</w:t>
-            </w:r>
-          </w:p>
-        </w:tc>
-        <w:tc>
-          <w:tcPr>
-            <w:tcW w:type="dxa" w:w="709"/>
-          </w:tcPr>
-          <w:p>
-            <w:pPr>
-              <w:jc w:val="center"/>
-            </w:pPr>
-            <w:r>
-              <w:rPr>
-                <w:b w:val="0"/>
-                <w:sz w:val="16"/>
-              </w:rPr>
-              <w:t>78.45</w:t>
-            </w:r>
-          </w:p>
-        </w:tc>
-        <w:tc>
-          <w:tcPr>
-            <w:tcW w:type="dxa" w:w="709"/>
-          </w:tcPr>
-          <w:p>
-            <w:pPr>
-              <w:jc w:val="center"/>
-            </w:pPr>
-            <w:r>
-              <w:rPr>
-                <w:b w:val="0"/>
-                <w:sz w:val="16"/>
-              </w:rPr>
-              <w:t>118.09</w:t>
+              <w:t>81.60</w:t>
+            </w:r>
+          </w:p>
+        </w:tc>
+        <w:tc>
+          <w:tcPr>
+            <w:tcW w:type="dxa" w:w="709"/>
+          </w:tcPr>
+          <w:p>
+            <w:pPr>
+              <w:jc w:val="center"/>
+            </w:pPr>
+            <w:r>
+              <w:rPr>
+                <w:b w:val="0"/>
+                <w:sz w:val="16"/>
+              </w:rPr>
+              <w:t>123.36</w:t>
+            </w:r>
+          </w:p>
+        </w:tc>
+        <w:tc>
+          <w:tcPr>
+            <w:tcW w:type="dxa" w:w="709"/>
+          </w:tcPr>
+          <w:p>
+            <w:pPr>
+              <w:jc w:val="center"/>
+            </w:pPr>
+            <w:r>
+              <w:rPr>
+                <w:b w:val="0"/>
+                <w:sz w:val="16"/>
+              </w:rPr>
+              <w:t>127.07</w:t>
+            </w:r>
+          </w:p>
+        </w:tc>
+        <w:tc>
+          <w:tcPr>
+            <w:tcW w:type="dxa" w:w="709"/>
+          </w:tcPr>
+          <w:p>
+            <w:pPr>
+              <w:jc w:val="center"/>
+            </w:pPr>
+            <w:r>
+              <w:rPr>
+                <w:b w:val="0"/>
+                <w:sz w:val="16"/>
+              </w:rPr>
+              <w:t>48.70</w:t>
+            </w:r>
+          </w:p>
+        </w:tc>
+        <w:tc>
+          <w:tcPr>
+            <w:tcW w:type="dxa" w:w="709"/>
+          </w:tcPr>
+          <w:p>
+            <w:pPr>
+              <w:jc w:val="center"/>
+            </w:pPr>
+            <w:r>
+              <w:rPr>
+                <w:b w:val="0"/>
+                <w:sz w:val="16"/>
+              </w:rPr>
+              <w:t>63.73</w:t>
+            </w:r>
+          </w:p>
+        </w:tc>
+        <w:tc>
+          <w:tcPr>
+            <w:tcW w:type="dxa" w:w="709"/>
+          </w:tcPr>
+          <w:p>
+            <w:pPr>
+              <w:jc w:val="center"/>
+            </w:pPr>
+            <w:r>
+              <w:rPr>
+                <w:b w:val="0"/>
+                <w:sz w:val="16"/>
+              </w:rPr>
+              <w:t>112.75</w:t>
             </w:r>
           </w:p>
         </w:tc>
@@ -3572,7 +3572,7 @@
                 <w:color w:val="000000"/>
                 <w:sz w:val="16"/>
               </w:rPr>
-              <w:t>0.54×</w:t>
+              <w:t>0.60×</w:t>
             </w:r>
           </w:p>
         </w:tc>
@@ -3591,14 +3591,14 @@
                 <w:color w:val="000000"/>
                 <w:sz w:val="16"/>
               </w:rPr>
-              <w:t>0.63×</w:t>
-            </w:r>
-          </w:p>
-        </w:tc>
-        <w:tc>
-          <w:tcPr>
-            <w:tcW w:type="dxa" w:w="709"/>
-            <w:shd w:val="clear" w:color="auto" w:fill="EEF0F2"/>
+              <w:t>0.52×</w:t>
+            </w:r>
+          </w:p>
+        </w:tc>
+        <w:tc>
+          <w:tcPr>
+            <w:tcW w:type="dxa" w:w="709"/>
+            <w:shd w:val="clear" w:color="auto" w:fill="DCEFE4"/>
           </w:tcPr>
           <w:p>
             <w:pPr>
@@ -3610,7 +3610,7 @@
                 <w:color w:val="000000"/>
                 <w:sz w:val="16"/>
               </w:rPr>
-              <w:t>0.93×</w:t>
+              <w:t>0.89×</w:t>
             </w:r>
           </w:p>
         </w:tc>
@@ -3702,7 +3702,7 @@
                 <w:b w:val="0"/>
                 <w:sz w:val="16"/>
               </w:rPr>
-              <w:t>53.57</w:t>
+              <w:t>49.19</w:t>
             </w:r>
           </w:p>
         </w:tc>
@@ -3720,7 +3720,7 @@
                 <w:b w:val="0"/>
                 <w:sz w:val="16"/>
               </w:rPr>
-              <w:t>115.60</w:t>
+              <w:t>81.60</w:t>
             </w:r>
           </w:p>
         </w:tc>
@@ -3738,7 +3738,26 @@
                 <w:b w:val="0"/>
                 <w:sz w:val="16"/>
               </w:rPr>
-              <w:t>125.52</w:t>
+              <w:t>118.72</w:t>
+            </w:r>
+          </w:p>
+        </w:tc>
+        <w:tc>
+          <w:tcPr>
+            <w:tcW w:type="dxa" w:w="709"/>
+            <w:shd w:val="clear" w:color="auto" w:fill="EEF0F2"/>
+          </w:tcPr>
+          <w:p>
+            <w:pPr>
+              <w:jc w:val="center"/>
+            </w:pPr>
+            <w:r>
+              <w:rPr>
+                <w:b w:val="0"/>
+                <w:color w:val="000000"/>
+                <w:sz w:val="16"/>
+              </w:rPr>
+              <w:t>1.02×</w:t>
             </w:r>
           </w:p>
         </w:tc>
@@ -3757,7 +3776,7 @@
                 <w:color w:val="000000"/>
                 <w:sz w:val="16"/>
               </w:rPr>
-              <w:t>1.12×</w:t>
+              <w:t>1.31×</w:t>
             </w:r>
           </w:p>
         </w:tc>
@@ -3776,26 +3795,7 @@
                 <w:color w:val="000000"/>
                 <w:sz w:val="16"/>
               </w:rPr>
-              <w:t>1.85×</w:t>
-            </w:r>
-          </w:p>
-        </w:tc>
-        <w:tc>
-          <w:tcPr>
-            <w:tcW w:type="dxa" w:w="709"/>
-            <w:shd w:val="clear" w:color="auto" w:fill="F7E3DA"/>
-          </w:tcPr>
-          <w:p>
-            <w:pPr>
-              <w:jc w:val="center"/>
-            </w:pPr>
-            <w:r>
-              <w:rPr>
-                <w:b w:val="0"/>
-                <w:color w:val="000000"/>
-                <w:sz w:val="16"/>
-              </w:rPr>
-              <w:t>1.97×</w:t>
+              <w:t>1.86×</w:t>
             </w:r>
           </w:p>
         </w:tc>
@@ -4065,7 +4065,7 @@
                 <w:b w:val="0"/>
                 <w:sz w:val="16"/>
               </w:rPr>
-              <w:t>50.37</w:t>
+              <w:t>52.17</w:t>
             </w:r>
           </w:p>
         </w:tc>
@@ -4083,7 +4083,7 @@
                 <w:b w:val="0"/>
                 <w:sz w:val="16"/>
               </w:rPr>
-              <w:t>103.20</w:t>
+              <w:t>112.53</w:t>
             </w:r>
           </w:p>
         </w:tc>
@@ -4101,7 +4101,7 @@
                 <w:b w:val="0"/>
                 <w:sz w:val="16"/>
               </w:rPr>
-              <w:t>123.04</w:t>
+              <w:t>124.91</w:t>
             </w:r>
           </w:p>
         </w:tc>
@@ -4120,7 +4120,7 @@
                 <w:color w:val="000000"/>
                 <w:sz w:val="16"/>
               </w:rPr>
-              <w:t>0.52×</w:t>
+              <w:t>0.54×</w:t>
             </w:r>
           </w:p>
         </w:tc>
@@ -4139,7 +4139,7 @@
                 <w:color w:val="000000"/>
                 <w:sz w:val="16"/>
               </w:rPr>
-              <w:t>0.83×</w:t>
+              <w:t>0.90×</w:t>
             </w:r>
           </w:p>
         </w:tc>
@@ -4158,7 +4158,7 @@
                 <w:color w:val="000000"/>
                 <w:sz w:val="16"/>
               </w:rPr>
-              <w:t>0.97×</w:t>
+              <w:t>0.98×</w:t>
             </w:r>
           </w:p>
         </w:tc>
@@ -4543,92 +4543,92 @@
                 <w:b w:val="0"/>
                 <w:sz w:val="16"/>
               </w:rPr>
-              <w:t>76.85</w:t>
-            </w:r>
-          </w:p>
-        </w:tc>
-        <w:tc>
-          <w:tcPr>
-            <w:tcW w:type="dxa" w:w="709"/>
-          </w:tcPr>
-          <w:p>
-            <w:pPr>
-              <w:jc w:val="center"/>
-            </w:pPr>
-            <w:r>
-              <w:rPr>
-                <w:b w:val="0"/>
-                <w:sz w:val="16"/>
-              </w:rPr>
-              <w:t>141.25</w:t>
-            </w:r>
-          </w:p>
-        </w:tc>
-        <w:tc>
-          <w:tcPr>
-            <w:tcW w:type="dxa" w:w="709"/>
-          </w:tcPr>
-          <w:p>
-            <w:pPr>
-              <w:jc w:val="center"/>
-            </w:pPr>
-            <w:r>
-              <w:rPr>
-                <w:b w:val="0"/>
-                <w:sz w:val="16"/>
-              </w:rPr>
-              <w:t>228.25</w:t>
-            </w:r>
-          </w:p>
-        </w:tc>
-        <w:tc>
-          <w:tcPr>
-            <w:tcW w:type="dxa" w:w="709"/>
-          </w:tcPr>
-          <w:p>
-            <w:pPr>
-              <w:jc w:val="center"/>
-            </w:pPr>
-            <w:r>
-              <w:rPr>
-                <w:b w:val="0"/>
-                <w:sz w:val="16"/>
-              </w:rPr>
-              <w:t>175.00</w:t>
-            </w:r>
-          </w:p>
-        </w:tc>
-        <w:tc>
-          <w:tcPr>
-            <w:tcW w:type="dxa" w:w="709"/>
-          </w:tcPr>
-          <w:p>
-            <w:pPr>
-              <w:jc w:val="center"/>
-            </w:pPr>
-            <w:r>
-              <w:rPr>
-                <w:b w:val="0"/>
-                <w:sz w:val="16"/>
-              </w:rPr>
-              <w:t>242.50</w:t>
-            </w:r>
-          </w:p>
-        </w:tc>
-        <w:tc>
-          <w:tcPr>
-            <w:tcW w:type="dxa" w:w="709"/>
-          </w:tcPr>
-          <w:p>
-            <w:pPr>
-              <w:jc w:val="center"/>
-            </w:pPr>
-            <w:r>
-              <w:rPr>
-                <w:b w:val="0"/>
-                <w:sz w:val="16"/>
-              </w:rPr>
-              <w:t>248.50</w:t>
+              <w:t>79.80</w:t>
+            </w:r>
+          </w:p>
+        </w:tc>
+        <w:tc>
+          <w:tcPr>
+            <w:tcW w:type="dxa" w:w="709"/>
+          </w:tcPr>
+          <w:p>
+            <w:pPr>
+              <w:jc w:val="center"/>
+            </w:pPr>
+            <w:r>
+              <w:rPr>
+                <w:b w:val="0"/>
+                <w:sz w:val="16"/>
+              </w:rPr>
+              <w:t>127.91</w:t>
+            </w:r>
+          </w:p>
+        </w:tc>
+        <w:tc>
+          <w:tcPr>
+            <w:tcW w:type="dxa" w:w="709"/>
+          </w:tcPr>
+          <w:p>
+            <w:pPr>
+              <w:jc w:val="center"/>
+            </w:pPr>
+            <w:r>
+              <w:rPr>
+                <w:b w:val="0"/>
+                <w:sz w:val="16"/>
+              </w:rPr>
+              <w:t>177.50</w:t>
+            </w:r>
+          </w:p>
+        </w:tc>
+        <w:tc>
+          <w:tcPr>
+            <w:tcW w:type="dxa" w:w="709"/>
+          </w:tcPr>
+          <w:p>
+            <w:pPr>
+              <w:jc w:val="center"/>
+            </w:pPr>
+            <w:r>
+              <w:rPr>
+                <w:b w:val="0"/>
+                <w:sz w:val="16"/>
+              </w:rPr>
+              <w:t>172.50</w:t>
+            </w:r>
+          </w:p>
+        </w:tc>
+        <w:tc>
+          <w:tcPr>
+            <w:tcW w:type="dxa" w:w="709"/>
+          </w:tcPr>
+          <w:p>
+            <w:pPr>
+              <w:jc w:val="center"/>
+            </w:pPr>
+            <w:r>
+              <w:rPr>
+                <w:b w:val="0"/>
+                <w:sz w:val="16"/>
+              </w:rPr>
+              <w:t>271.77</w:t>
+            </w:r>
+          </w:p>
+        </w:tc>
+        <w:tc>
+          <w:tcPr>
+            <w:tcW w:type="dxa" w:w="709"/>
+          </w:tcPr>
+          <w:p>
+            <w:pPr>
+              <w:jc w:val="center"/>
+            </w:pPr>
+            <w:r>
+              <w:rPr>
+                <w:b w:val="0"/>
+                <w:sz w:val="16"/>
+              </w:rPr>
+              <w:t>287.90</w:t>
             </w:r>
           </w:p>
         </w:tc>
@@ -4647,7 +4647,26 @@
                 <w:color w:val="000000"/>
                 <w:sz w:val="16"/>
               </w:rPr>
-              <w:t>2.28×</w:t>
+              <w:t>2.16×</w:t>
+            </w:r>
+          </w:p>
+        </w:tc>
+        <w:tc>
+          <w:tcPr>
+            <w:tcW w:type="dxa" w:w="709"/>
+            <w:shd w:val="clear" w:color="auto" w:fill="EAB596"/>
+          </w:tcPr>
+          <w:p>
+            <w:pPr>
+              <w:jc w:val="center"/>
+            </w:pPr>
+            <w:r>
+              <w:rPr>
+                <w:b w:val="0"/>
+                <w:color w:val="000000"/>
+                <w:sz w:val="16"/>
+              </w:rPr>
+              <w:t>2.12×</w:t>
             </w:r>
           </w:p>
         </w:tc>
@@ -4666,26 +4685,7 @@
                 <w:color w:val="000000"/>
                 <w:sz w:val="16"/>
               </w:rPr>
-              <w:t>1.72×</w:t>
-            </w:r>
-          </w:p>
-        </w:tc>
-        <w:tc>
-          <w:tcPr>
-            <w:tcW w:type="dxa" w:w="709"/>
-            <w:shd w:val="clear" w:color="auto" w:fill="EEF0F2"/>
-          </w:tcPr>
-          <w:p>
-            <w:pPr>
-              <w:jc w:val="center"/>
-            </w:pPr>
-            <w:r>
-              <w:rPr>
-                <w:b w:val="0"/>
-                <w:color w:val="000000"/>
-                <w:sz w:val="16"/>
-              </w:rPr>
-              <w:t>1.09×</w:t>
+              <w:t>1.62×</w:t>
             </w:r>
           </w:p>
         </w:tc>
@@ -4723,7 +4723,7 @@
                 <w:b w:val="0"/>
                 <w:sz w:val="16"/>
               </w:rPr>
-              <w:t>92.65</w:t>
+              <w:t>102.74</w:t>
             </w:r>
           </w:p>
         </w:tc>
@@ -4741,7 +4741,7 @@
                 <w:b w:val="0"/>
                 <w:sz w:val="16"/>
               </w:rPr>
-              <w:t>231.88</w:t>
+              <w:t>148.40</w:t>
             </w:r>
           </w:p>
         </w:tc>
@@ -4759,7 +4759,7 @@
                 <w:b w:val="0"/>
                 <w:sz w:val="16"/>
               </w:rPr>
-              <w:t>246.38</w:t>
+              <w:t>186.06</w:t>
             </w:r>
           </w:p>
         </w:tc>
@@ -4777,7 +4777,7 @@
                 <w:b w:val="0"/>
                 <w:sz w:val="16"/>
               </w:rPr>
-              <w:t>175.00</w:t>
+              <w:t>168.94</w:t>
             </w:r>
           </w:p>
         </w:tc>
@@ -4795,7 +4795,7 @@
                 <w:b w:val="0"/>
                 <w:sz w:val="16"/>
               </w:rPr>
-              <w:t>242.50</w:t>
+              <w:t>263.71</w:t>
             </w:r>
           </w:p>
         </w:tc>
@@ -4813,7 +4813,7 @@
                 <w:b w:val="0"/>
                 <w:sz w:val="16"/>
               </w:rPr>
-              <w:t>248.50</w:t>
+              <w:t>286.29</w:t>
             </w:r>
           </w:p>
         </w:tc>
@@ -4832,14 +4832,14 @@
                 <w:color w:val="000000"/>
                 <w:sz w:val="16"/>
               </w:rPr>
-              <w:t>1.89×</w:t>
-            </w:r>
-          </w:p>
-        </w:tc>
-        <w:tc>
-          <w:tcPr>
-            <w:tcW w:type="dxa" w:w="709"/>
-            <w:shd w:val="clear" w:color="auto" w:fill="EEF0F2"/>
+              <w:t>1.64×</w:t>
+            </w:r>
+          </w:p>
+        </w:tc>
+        <w:tc>
+          <w:tcPr>
+            <w:tcW w:type="dxa" w:w="709"/>
+            <w:shd w:val="clear" w:color="auto" w:fill="F7E3DA"/>
           </w:tcPr>
           <w:p>
             <w:pPr>
@@ -4851,14 +4851,14 @@
                 <w:color w:val="000000"/>
                 <w:sz w:val="16"/>
               </w:rPr>
-              <w:t>1.05×</w:t>
-            </w:r>
-          </w:p>
-        </w:tc>
-        <w:tc>
-          <w:tcPr>
-            <w:tcW w:type="dxa" w:w="709"/>
-            <w:shd w:val="clear" w:color="auto" w:fill="EEF0F2"/>
+              <w:t>1.78×</w:t>
+            </w:r>
+          </w:p>
+        </w:tc>
+        <w:tc>
+          <w:tcPr>
+            <w:tcW w:type="dxa" w:w="709"/>
+            <w:shd w:val="clear" w:color="auto" w:fill="F7E3DA"/>
           </w:tcPr>
           <w:p>
             <w:pPr>
@@ -4870,7 +4870,7 @@
                 <w:color w:val="000000"/>
                 <w:sz w:val="16"/>
               </w:rPr>
-              <w:t>1.01×</w:t>
+              <w:t>1.54×</w:t>
             </w:r>
           </w:p>
         </w:tc>
@@ -4906,92 +4906,92 @@
                 <w:b w:val="0"/>
                 <w:sz w:val="16"/>
               </w:rPr>
-              <w:t>17.77</w:t>
-            </w:r>
-          </w:p>
-        </w:tc>
-        <w:tc>
-          <w:tcPr>
-            <w:tcW w:type="dxa" w:w="709"/>
-          </w:tcPr>
-          <w:p>
-            <w:pPr>
-              <w:jc w:val="center"/>
-            </w:pPr>
-            <w:r>
-              <w:rPr>
-                <w:b w:val="0"/>
-                <w:sz w:val="16"/>
-              </w:rPr>
-              <w:t>24.76</w:t>
-            </w:r>
-          </w:p>
-        </w:tc>
-        <w:tc>
-          <w:tcPr>
-            <w:tcW w:type="dxa" w:w="709"/>
-          </w:tcPr>
-          <w:p>
-            <w:pPr>
-              <w:jc w:val="center"/>
-            </w:pPr>
-            <w:r>
-              <w:rPr>
-                <w:b w:val="0"/>
-                <w:sz w:val="16"/>
-              </w:rPr>
-              <w:t>42.75</w:t>
-            </w:r>
-          </w:p>
-        </w:tc>
-        <w:tc>
-          <w:tcPr>
-            <w:tcW w:type="dxa" w:w="709"/>
-          </w:tcPr>
-          <w:p>
-            <w:pPr>
-              <w:jc w:val="center"/>
-            </w:pPr>
-            <w:r>
-              <w:rPr>
-                <w:b w:val="0"/>
-                <w:sz w:val="16"/>
-              </w:rPr>
-              <w:t>38.94</w:t>
-            </w:r>
-          </w:p>
-        </w:tc>
-        <w:tc>
-          <w:tcPr>
-            <w:tcW w:type="dxa" w:w="709"/>
-          </w:tcPr>
-          <w:p>
-            <w:pPr>
-              <w:jc w:val="center"/>
-            </w:pPr>
-            <w:r>
-              <w:rPr>
-                <w:b w:val="0"/>
-                <w:sz w:val="16"/>
-              </w:rPr>
-              <w:t>75.83</w:t>
-            </w:r>
-          </w:p>
-        </w:tc>
-        <w:tc>
-          <w:tcPr>
-            <w:tcW w:type="dxa" w:w="709"/>
-          </w:tcPr>
-          <w:p>
-            <w:pPr>
-              <w:jc w:val="center"/>
-            </w:pPr>
-            <w:r>
-              <w:rPr>
-                <w:b w:val="0"/>
-                <w:sz w:val="16"/>
-              </w:rPr>
-              <w:t>95.17</w:t>
+              <w:t>15.24</w:t>
+            </w:r>
+          </w:p>
+        </w:tc>
+        <w:tc>
+          <w:tcPr>
+            <w:tcW w:type="dxa" w:w="709"/>
+          </w:tcPr>
+          <w:p>
+            <w:pPr>
+              <w:jc w:val="center"/>
+            </w:pPr>
+            <w:r>
+              <w:rPr>
+                <w:b w:val="0"/>
+                <w:sz w:val="16"/>
+              </w:rPr>
+              <w:t>24.08</w:t>
+            </w:r>
+          </w:p>
+        </w:tc>
+        <w:tc>
+          <w:tcPr>
+            <w:tcW w:type="dxa" w:w="709"/>
+          </w:tcPr>
+          <w:p>
+            <w:pPr>
+              <w:jc w:val="center"/>
+            </w:pPr>
+            <w:r>
+              <w:rPr>
+                <w:b w:val="0"/>
+                <w:sz w:val="16"/>
+              </w:rPr>
+              <w:t>25.32</w:t>
+            </w:r>
+          </w:p>
+        </w:tc>
+        <w:tc>
+          <w:tcPr>
+            <w:tcW w:type="dxa" w:w="709"/>
+          </w:tcPr>
+          <w:p>
+            <w:pPr>
+              <w:jc w:val="center"/>
+            </w:pPr>
+            <w:r>
+              <w:rPr>
+                <w:b w:val="0"/>
+                <w:sz w:val="16"/>
+              </w:rPr>
+              <w:t>38.04</w:t>
+            </w:r>
+          </w:p>
+        </w:tc>
+        <w:tc>
+          <w:tcPr>
+            <w:tcW w:type="dxa" w:w="709"/>
+          </w:tcPr>
+          <w:p>
+            <w:pPr>
+              <w:jc w:val="center"/>
+            </w:pPr>
+            <w:r>
+              <w:rPr>
+                <w:b w:val="0"/>
+                <w:sz w:val="16"/>
+              </w:rPr>
+              <w:t>55.68</w:t>
+            </w:r>
+          </w:p>
+        </w:tc>
+        <w:tc>
+          <w:tcPr>
+            <w:tcW w:type="dxa" w:w="709"/>
+          </w:tcPr>
+          <w:p>
+            <w:pPr>
+              <w:jc w:val="center"/>
+            </w:pPr>
+            <w:r>
+              <w:rPr>
+                <w:b w:val="0"/>
+                <w:sz w:val="16"/>
+              </w:rPr>
+              <w:t>57.27</w:t>
             </w:r>
           </w:p>
         </w:tc>
@@ -5010,7 +5010,7 @@
                 <w:color w:val="000000"/>
                 <w:sz w:val="16"/>
               </w:rPr>
-              <w:t>2.19×</w:t>
+              <w:t>2.50×</w:t>
             </w:r>
           </w:p>
         </w:tc>
@@ -5029,7 +5029,7 @@
                 <w:color w:val="000000"/>
                 <w:sz w:val="16"/>
               </w:rPr>
-              <w:t>3.06×</w:t>
+              <w:t>2.31×</w:t>
             </w:r>
           </w:p>
         </w:tc>
@@ -5048,7 +5048,7 @@
                 <w:color w:val="000000"/>
                 <w:sz w:val="16"/>
               </w:rPr>
-              <w:t>2.23×</w:t>
+              <w:t>2.26×</w:t>
             </w:r>
           </w:p>
         </w:tc>
@@ -5086,7 +5086,7 @@
                 <w:b w:val="0"/>
                 <w:sz w:val="16"/>
               </w:rPr>
-              <w:t>8.45</w:t>
+              <w:t>6.73</w:t>
             </w:r>
           </w:p>
         </w:tc>
@@ -5104,7 +5104,7 @@
                 <w:b w:val="0"/>
                 <w:sz w:val="16"/>
               </w:rPr>
-              <w:t>24.04</w:t>
+              <w:t>19.44</w:t>
             </w:r>
           </w:p>
         </w:tc>
@@ -5122,7 +5122,7 @@
                 <w:b w:val="0"/>
                 <w:sz w:val="16"/>
               </w:rPr>
-              <w:t>2065.00</w:t>
+              <w:t>24.39</w:t>
             </w:r>
           </w:p>
         </w:tc>
@@ -5140,7 +5140,7 @@
                 <w:b w:val="0"/>
                 <w:sz w:val="16"/>
               </w:rPr>
-              <w:t>39.50</w:t>
+              <w:t>47.22</w:t>
             </w:r>
           </w:p>
         </w:tc>
@@ -5158,7 +5158,7 @@
                 <w:b w:val="0"/>
                 <w:sz w:val="16"/>
               </w:rPr>
-              <w:t>81.88</w:t>
+              <w:t>65.59</w:t>
             </w:r>
           </w:p>
         </w:tc>
@@ -5176,7 +5176,26 @@
                 <w:b w:val="0"/>
                 <w:sz w:val="16"/>
               </w:rPr>
-              <w:t>96.37</w:t>
+              <w:t>82.32</w:t>
+            </w:r>
+          </w:p>
+        </w:tc>
+        <w:tc>
+          <w:tcPr>
+            <w:tcW w:type="dxa" w:w="709"/>
+            <w:shd w:val="clear" w:color="auto" w:fill="B5502F"/>
+          </w:tcPr>
+          <w:p>
+            <w:pPr>
+              <w:jc w:val="center"/>
+            </w:pPr>
+            <w:r>
+              <w:rPr>
+                <w:b w:val="0"/>
+                <w:color w:val="FFFFFF"/>
+                <w:sz w:val="16"/>
+              </w:rPr>
+              <w:t>7.02×</w:t>
             </w:r>
           </w:p>
         </w:tc>
@@ -5195,7 +5214,7 @@
                 <w:color w:val="000000"/>
                 <w:sz w:val="16"/>
               </w:rPr>
-              <w:t>4.67×</w:t>
+              <w:t>3.37×</w:t>
             </w:r>
           </w:p>
         </w:tc>
@@ -5214,26 +5233,7 @@
                 <w:color w:val="000000"/>
                 <w:sz w:val="16"/>
               </w:rPr>
-              <w:t>3.41×</w:t>
-            </w:r>
-          </w:p>
-        </w:tc>
-        <w:tc>
-          <w:tcPr>
-            <w:tcW w:type="dxa" w:w="709"/>
-            <w:shd w:val="clear" w:color="auto" w:fill="3F8F6C"/>
-          </w:tcPr>
-          <w:p>
-            <w:pPr>
-              <w:jc w:val="center"/>
-            </w:pPr>
-            <w:r>
-              <w:rPr>
-                <w:b w:val="0"/>
-                <w:color w:val="FFFFFF"/>
-                <w:sz w:val="16"/>
-              </w:rPr>
-              <w:t>0.05×</w:t>
+              <w:t>3.38×</w:t>
             </w:r>
           </w:p>
         </w:tc>
@@ -5577,92 +5577,92 @@
                 <w:b w:val="0"/>
                 <w:sz w:val="16"/>
               </w:rPr>
-              <w:t>749.04</w:t>
-            </w:r>
-          </w:p>
-        </w:tc>
-        <w:tc>
-          <w:tcPr>
-            <w:tcW w:type="dxa" w:w="709"/>
-          </w:tcPr>
-          <w:p>
-            <w:pPr>
-              <w:jc w:val="center"/>
-            </w:pPr>
-            <w:r>
-              <w:rPr>
-                <w:b w:val="0"/>
-                <w:sz w:val="16"/>
-              </w:rPr>
-              <w:t>996.50</w:t>
-            </w:r>
-          </w:p>
-        </w:tc>
-        <w:tc>
-          <w:tcPr>
-            <w:tcW w:type="dxa" w:w="709"/>
-          </w:tcPr>
-          <w:p>
-            <w:pPr>
-              <w:jc w:val="center"/>
-            </w:pPr>
-            <w:r>
-              <w:rPr>
-                <w:b w:val="0"/>
-                <w:sz w:val="16"/>
-              </w:rPr>
-              <w:t>1018.50</w:t>
-            </w:r>
-          </w:p>
-        </w:tc>
-        <w:tc>
-          <w:tcPr>
-            <w:tcW w:type="dxa" w:w="709"/>
-          </w:tcPr>
-          <w:p>
-            <w:pPr>
-              <w:jc w:val="center"/>
-            </w:pPr>
-            <w:r>
-              <w:rPr>
-                <w:b w:val="0"/>
-                <w:sz w:val="16"/>
-              </w:rPr>
-              <w:t>212.36</w:t>
-            </w:r>
-          </w:p>
-        </w:tc>
-        <w:tc>
-          <w:tcPr>
-            <w:tcW w:type="dxa" w:w="709"/>
-          </w:tcPr>
-          <w:p>
-            <w:pPr>
-              <w:jc w:val="center"/>
-            </w:pPr>
-            <w:r>
-              <w:rPr>
-                <w:b w:val="0"/>
-                <w:sz w:val="16"/>
-              </w:rPr>
-              <w:t>458.97</w:t>
-            </w:r>
-          </w:p>
-        </w:tc>
-        <w:tc>
-          <w:tcPr>
-            <w:tcW w:type="dxa" w:w="709"/>
-          </w:tcPr>
-          <w:p>
-            <w:pPr>
-              <w:jc w:val="center"/>
-            </w:pPr>
-            <w:r>
-              <w:rPr>
-                <w:b w:val="0"/>
-                <w:sz w:val="16"/>
-              </w:rPr>
-              <w:t>501.39</w:t>
+              <w:t>733.09</w:t>
+            </w:r>
+          </w:p>
+        </w:tc>
+        <w:tc>
+          <w:tcPr>
+            <w:tcW w:type="dxa" w:w="709"/>
+          </w:tcPr>
+          <w:p>
+            <w:pPr>
+              <w:jc w:val="center"/>
+            </w:pPr>
+            <w:r>
+              <w:rPr>
+                <w:b w:val="0"/>
+                <w:sz w:val="16"/>
+              </w:rPr>
+              <w:t>1305.60</w:t>
+            </w:r>
+          </w:p>
+        </w:tc>
+        <w:tc>
+          <w:tcPr>
+            <w:tcW w:type="dxa" w:w="709"/>
+          </w:tcPr>
+          <w:p>
+            <w:pPr>
+              <w:jc w:val="center"/>
+            </w:pPr>
+            <w:r>
+              <w:rPr>
+                <w:b w:val="0"/>
+                <w:sz w:val="16"/>
+              </w:rPr>
+              <w:t>1899.52</w:t>
+            </w:r>
+          </w:p>
+        </w:tc>
+        <w:tc>
+          <w:tcPr>
+            <w:tcW w:type="dxa" w:w="709"/>
+          </w:tcPr>
+          <w:p>
+            <w:pPr>
+              <w:jc w:val="center"/>
+            </w:pPr>
+            <w:r>
+              <w:rPr>
+                <w:b w:val="0"/>
+                <w:sz w:val="16"/>
+              </w:rPr>
+              <w:t>343.37</w:t>
+            </w:r>
+          </w:p>
+        </w:tc>
+        <w:tc>
+          <w:tcPr>
+            <w:tcW w:type="dxa" w:w="709"/>
+          </w:tcPr>
+          <w:p>
+            <w:pPr>
+              <w:jc w:val="center"/>
+            </w:pPr>
+            <w:r>
+              <w:rPr>
+                <w:b w:val="0"/>
+                <w:sz w:val="16"/>
+              </w:rPr>
+              <w:t>495.14</w:t>
+            </w:r>
+          </w:p>
+        </w:tc>
+        <w:tc>
+          <w:tcPr>
+            <w:tcW w:type="dxa" w:w="709"/>
+          </w:tcPr>
+          <w:p>
+            <w:pPr>
+              <w:jc w:val="center"/>
+            </w:pPr>
+            <w:r>
+              <w:rPr>
+                <w:b w:val="0"/>
+                <w:sz w:val="16"/>
+              </w:rPr>
+              <w:t>508.63</w:t>
             </w:r>
           </w:p>
         </w:tc>
@@ -5681,7 +5681,7 @@
                 <w:color w:val="000000"/>
                 <w:sz w:val="16"/>
               </w:rPr>
-              <w:t>0.28×</w:t>
+              <w:t>0.47×</w:t>
             </w:r>
           </w:p>
         </w:tc>
@@ -5700,7 +5700,7 @@
                 <w:color w:val="000000"/>
                 <w:sz w:val="16"/>
               </w:rPr>
-              <w:t>0.46×</w:t>
+              <w:t>0.38×</w:t>
             </w:r>
           </w:p>
         </w:tc>
@@ -5719,7 +5719,7 @@
                 <w:color w:val="000000"/>
                 <w:sz w:val="16"/>
               </w:rPr>
-              <w:t>0.49×</w:t>
+              <w:t>0.27×</w:t>
             </w:r>
           </w:p>
         </w:tc>
@@ -5811,7 +5811,7 @@
                 <w:b w:val="0"/>
                 <w:sz w:val="16"/>
               </w:rPr>
-              <w:t>374.52</w:t>
+              <w:t>357.39</w:t>
             </w:r>
           </w:p>
         </w:tc>
@@ -5829,7 +5829,7 @@
                 <w:b w:val="0"/>
                 <w:sz w:val="16"/>
               </w:rPr>
-              <w:t>498.25</w:t>
+              <w:t>496.54</w:t>
             </w:r>
           </w:p>
         </w:tc>
@@ -5847,7 +5847,7 @@
                 <w:b w:val="0"/>
                 <w:sz w:val="16"/>
               </w:rPr>
-              <w:t>509.25</w:t>
+              <w:t>508.91</w:t>
             </w:r>
           </w:p>
         </w:tc>
@@ -5866,7 +5866,7 @@
                 <w:color w:val="000000"/>
                 <w:sz w:val="16"/>
               </w:rPr>
-              <w:t>0.67×</w:t>
+              <w:t>0.64×</w:t>
             </w:r>
           </w:p>
         </w:tc>
@@ -5940,92 +5940,92 @@
                 <w:b w:val="0"/>
                 <w:sz w:val="16"/>
               </w:rPr>
-              <w:t>816.76</w:t>
-            </w:r>
-          </w:p>
-        </w:tc>
-        <w:tc>
-          <w:tcPr>
-            <w:tcW w:type="dxa" w:w="709"/>
-          </w:tcPr>
-          <w:p>
-            <w:pPr>
-              <w:jc w:val="center"/>
-            </w:pPr>
-            <w:r>
-              <w:rPr>
-                <w:b w:val="0"/>
-                <w:sz w:val="16"/>
-              </w:rPr>
-              <w:t>1800.53</w:t>
-            </w:r>
-          </w:p>
-        </w:tc>
-        <w:tc>
-          <w:tcPr>
-            <w:tcW w:type="dxa" w:w="709"/>
-          </w:tcPr>
-          <w:p>
-            <w:pPr>
-              <w:jc w:val="center"/>
-            </w:pPr>
-            <w:r>
-              <w:rPr>
-                <w:b w:val="0"/>
-                <w:sz w:val="16"/>
-              </w:rPr>
-              <w:t>1998.51</w:t>
-            </w:r>
-          </w:p>
-        </w:tc>
-        <w:tc>
-          <w:tcPr>
-            <w:tcW w:type="dxa" w:w="709"/>
-          </w:tcPr>
-          <w:p>
-            <w:pPr>
-              <w:jc w:val="center"/>
-            </w:pPr>
-            <w:r>
-              <w:rPr>
-                <w:b w:val="0"/>
-                <w:sz w:val="16"/>
-              </w:rPr>
-              <w:t>350.61</w:t>
-            </w:r>
-          </w:p>
-        </w:tc>
-        <w:tc>
-          <w:tcPr>
-            <w:tcW w:type="dxa" w:w="709"/>
-          </w:tcPr>
-          <w:p>
-            <w:pPr>
-              <w:jc w:val="center"/>
-            </w:pPr>
-            <w:r>
-              <w:rPr>
-                <w:b w:val="0"/>
-                <w:sz w:val="16"/>
-              </w:rPr>
-              <w:t>495.86</w:t>
-            </w:r>
-          </w:p>
-        </w:tc>
-        <w:tc>
-          <w:tcPr>
-            <w:tcW w:type="dxa" w:w="709"/>
-          </w:tcPr>
-          <w:p>
-            <w:pPr>
-              <w:jc w:val="center"/>
-            </w:pPr>
-            <w:r>
-              <w:rPr>
-                <w:b w:val="0"/>
-                <w:sz w:val="16"/>
-              </w:rPr>
-              <w:t>508.77</w:t>
+              <w:t>758.15</w:t>
+            </w:r>
+          </w:p>
+        </w:tc>
+        <w:tc>
+          <w:tcPr>
+            <w:tcW w:type="dxa" w:w="709"/>
+          </w:tcPr>
+          <w:p>
+            <w:pPr>
+              <w:jc w:val="center"/>
+            </w:pPr>
+            <w:r>
+              <w:rPr>
+                <w:b w:val="0"/>
+                <w:sz w:val="16"/>
+              </w:rPr>
+              <w:t>1015.14</w:t>
+            </w:r>
+          </w:p>
+        </w:tc>
+        <w:tc>
+          <w:tcPr>
+            <w:tcW w:type="dxa" w:w="709"/>
+          </w:tcPr>
+          <w:p>
+            <w:pPr>
+              <w:jc w:val="center"/>
+            </w:pPr>
+            <w:r>
+              <w:rPr>
+                <w:b w:val="0"/>
+                <w:sz w:val="16"/>
+              </w:rPr>
+              <w:t>1751.04</w:t>
+            </w:r>
+          </w:p>
+        </w:tc>
+        <w:tc>
+          <w:tcPr>
+            <w:tcW w:type="dxa" w:w="709"/>
+          </w:tcPr>
+          <w:p>
+            <w:pPr>
+              <w:jc w:val="center"/>
+            </w:pPr>
+            <w:r>
+              <w:rPr>
+                <w:b w:val="0"/>
+                <w:sz w:val="16"/>
+              </w:rPr>
+              <w:t>357.33</w:t>
+            </w:r>
+          </w:p>
+        </w:tc>
+        <w:tc>
+          <w:tcPr>
+            <w:tcW w:type="dxa" w:w="709"/>
+          </w:tcPr>
+          <w:p>
+            <w:pPr>
+              <w:jc w:val="center"/>
+            </w:pPr>
+            <w:r>
+              <w:rPr>
+                <w:b w:val="0"/>
+                <w:sz w:val="16"/>
+              </w:rPr>
+              <w:t>496.53</w:t>
+            </w:r>
+          </w:p>
+        </w:tc>
+        <w:tc>
+          <w:tcPr>
+            <w:tcW w:type="dxa" w:w="709"/>
+          </w:tcPr>
+          <w:p>
+            <w:pPr>
+              <w:jc w:val="center"/>
+            </w:pPr>
+            <w:r>
+              <w:rPr>
+                <w:b w:val="0"/>
+                <w:sz w:val="16"/>
+              </w:rPr>
+              <w:t>508.91</w:t>
             </w:r>
           </w:p>
         </w:tc>
@@ -6044,7 +6044,7 @@
                 <w:color w:val="000000"/>
                 <w:sz w:val="16"/>
               </w:rPr>
-              <w:t>0.43×</w:t>
+              <w:t>0.47×</w:t>
             </w:r>
           </w:p>
         </w:tc>
@@ -6063,7 +6063,7 @@
                 <w:color w:val="000000"/>
                 <w:sz w:val="16"/>
               </w:rPr>
-              <w:t>0.28×</w:t>
+              <w:t>0.49×</w:t>
             </w:r>
           </w:p>
         </w:tc>
@@ -6082,7 +6082,7 @@
                 <w:color w:val="000000"/>
                 <w:sz w:val="16"/>
               </w:rPr>
-              <w:t>0.25×</w:t>
+              <w:t>0.29×</w:t>
             </w:r>
           </w:p>
         </w:tc>
@@ -6120,7 +6120,7 @@
                 <w:b w:val="0"/>
                 <w:sz w:val="16"/>
               </w:rPr>
-              <w:t>1373.11</w:t>
+              <w:t>1476.98</w:t>
             </w:r>
           </w:p>
         </w:tc>
@@ -6138,7 +6138,7 @@
                 <w:b w:val="0"/>
                 <w:sz w:val="16"/>
               </w:rPr>
-              <w:t>1980.51</w:t>
+              <w:t>1990.90</w:t>
             </w:r>
           </w:p>
         </w:tc>
@@ -6156,7 +6156,7 @@
                 <w:b w:val="0"/>
                 <w:sz w:val="16"/>
               </w:rPr>
-              <w:t>2034.50</w:t>
+              <w:t>2036.58</w:t>
             </w:r>
           </w:p>
         </w:tc>
@@ -6174,7 +6174,7 @@
                 <w:b w:val="0"/>
                 <w:sz w:val="16"/>
               </w:rPr>
-              <w:t>244.00</w:t>
+              <w:t>306.01</w:t>
             </w:r>
           </w:p>
         </w:tc>
@@ -6192,7 +6192,7 @@
                 <w:b w:val="0"/>
                 <w:sz w:val="16"/>
               </w:rPr>
-              <w:t>483.45</w:t>
+              <w:t>491.40</w:t>
             </w:r>
           </w:p>
         </w:tc>
@@ -6210,26 +6210,7 @@
                 <w:b w:val="0"/>
                 <w:sz w:val="16"/>
               </w:rPr>
-              <w:t>506.29</w:t>
-            </w:r>
-          </w:p>
-        </w:tc>
-        <w:tc>
-          <w:tcPr>
-            <w:tcW w:type="dxa" w:w="709"/>
-            <w:shd w:val="clear" w:color="auto" w:fill="B5502F"/>
-          </w:tcPr>
-          <w:p>
-            <w:pPr>
-              <w:jc w:val="center"/>
-            </w:pPr>
-            <w:r>
-              <w:rPr>
-                <w:b w:val="0"/>
-                <w:color w:val="FFFFFF"/>
-                <w:sz w:val="16"/>
-              </w:rPr>
-              <w:t>0.18×</w:t>
+              <w:t>507.88</w:t>
             </w:r>
           </w:p>
         </w:tc>
@@ -6248,7 +6229,26 @@
                 <w:color w:val="000000"/>
                 <w:sz w:val="16"/>
               </w:rPr>
-              <w:t>0.24×</w:t>
+              <w:t>0.21×</w:t>
+            </w:r>
+          </w:p>
+        </w:tc>
+        <w:tc>
+          <w:tcPr>
+            <w:tcW w:type="dxa" w:w="709"/>
+            <w:shd w:val="clear" w:color="auto" w:fill="EAB596"/>
+          </w:tcPr>
+          <w:p>
+            <w:pPr>
+              <w:jc w:val="center"/>
+            </w:pPr>
+            <w:r>
+              <w:rPr>
+                <w:b w:val="0"/>
+                <w:color w:val="000000"/>
+                <w:sz w:val="16"/>
+              </w:rPr>
+              <w:t>0.25×</w:t>
             </w:r>
           </w:p>
         </w:tc>
@@ -6611,75 +6611,41 @@
                 <w:b w:val="0"/>
                 <w:sz w:val="16"/>
               </w:rPr>
-              <w:t>1.74</w:t>
-            </w:r>
-          </w:p>
-        </w:tc>
-        <w:tc>
-          <w:tcPr>
-            <w:tcW w:type="dxa" w:w="709"/>
-          </w:tcPr>
-          <w:p>
-            <w:pPr>
-              <w:jc w:val="center"/>
-            </w:pPr>
-            <w:r>
-              <w:rPr>
-                <w:b w:val="0"/>
-                <w:sz w:val="16"/>
-              </w:rPr>
-              <w:t>1.97</w:t>
-            </w:r>
-          </w:p>
-        </w:tc>
-        <w:tc>
-          <w:tcPr>
-            <w:tcW w:type="dxa" w:w="709"/>
-          </w:tcPr>
-          <w:p>
-            <w:pPr>
-              <w:jc w:val="center"/>
-            </w:pPr>
-            <w:r>
-              <w:rPr>
-                <w:b w:val="0"/>
-                <w:sz w:val="16"/>
-              </w:rPr>
-              <w:t>1.99</w:t>
-            </w:r>
-          </w:p>
-        </w:tc>
-        <w:tc>
-          <w:tcPr>
-            <w:tcW w:type="dxa" w:w="709"/>
-          </w:tcPr>
-          <w:p>
-            <w:pPr>
-              <w:jc w:val="center"/>
-            </w:pPr>
-            <w:r>
-              <w:rPr>
-                <w:b w:val="0"/>
-                <w:sz w:val="16"/>
-              </w:rPr>
-              <w:t>2.12</w:t>
-            </w:r>
-          </w:p>
-        </w:tc>
-        <w:tc>
-          <w:tcPr>
-            <w:tcW w:type="dxa" w:w="709"/>
-          </w:tcPr>
-          <w:p>
-            <w:pPr>
-              <w:jc w:val="center"/>
-            </w:pPr>
-            <w:r>
-              <w:rPr>
-                <w:b w:val="0"/>
-                <w:sz w:val="16"/>
-              </w:rPr>
-              <w:t>2.24</w:t>
+              <w:t>1.69</w:t>
+            </w:r>
+          </w:p>
+        </w:tc>
+        <w:tc>
+          <w:tcPr>
+            <w:tcW w:type="dxa" w:w="709"/>
+          </w:tcPr>
+          <w:p>
+            <w:pPr>
+              <w:jc w:val="center"/>
+            </w:pPr>
+            <w:r>
+              <w:rPr>
+                <w:b w:val="0"/>
+                <w:sz w:val="16"/>
+              </w:rPr>
+              <w:t>2.14</w:t>
+            </w:r>
+          </w:p>
+        </w:tc>
+        <w:tc>
+          <w:tcPr>
+            <w:tcW w:type="dxa" w:w="709"/>
+          </w:tcPr>
+          <w:p>
+            <w:pPr>
+              <w:jc w:val="center"/>
+            </w:pPr>
+            <w:r>
+              <w:rPr>
+                <w:b w:val="0"/>
+                <w:sz w:val="16"/>
+              </w:rPr>
+              <w:t>2.43</w:t>
             </w:r>
           </w:p>
         </w:tc>
@@ -6703,6 +6669,40 @@
         <w:tc>
           <w:tcPr>
             <w:tcW w:type="dxa" w:w="709"/>
+          </w:tcPr>
+          <w:p>
+            <w:pPr>
+              <w:jc w:val="center"/>
+            </w:pPr>
+            <w:r>
+              <w:rPr>
+                <w:b w:val="0"/>
+                <w:sz w:val="16"/>
+              </w:rPr>
+              <w:t>2.48</w:t>
+            </w:r>
+          </w:p>
+        </w:tc>
+        <w:tc>
+          <w:tcPr>
+            <w:tcW w:type="dxa" w:w="709"/>
+          </w:tcPr>
+          <w:p>
+            <w:pPr>
+              <w:jc w:val="center"/>
+            </w:pPr>
+            <w:r>
+              <w:rPr>
+                <w:b w:val="0"/>
+                <w:sz w:val="16"/>
+              </w:rPr>
+              <w:t>2.50</w:t>
+            </w:r>
+          </w:p>
+        </w:tc>
+        <w:tc>
+          <w:tcPr>
+            <w:tcW w:type="dxa" w:w="709"/>
             <w:shd w:val="clear" w:color="auto" w:fill="F7E3DA"/>
           </w:tcPr>
           <w:p>
@@ -6715,7 +6715,7 @@
                 <w:color w:val="000000"/>
                 <w:sz w:val="16"/>
               </w:rPr>
-              <w:t>1.22×</w:t>
+              <w:t>1.33×</w:t>
             </w:r>
           </w:p>
         </w:tc>
@@ -6734,14 +6734,14 @@
                 <w:color w:val="000000"/>
                 <w:sz w:val="16"/>
               </w:rPr>
-              <w:t>1.14×</w:t>
-            </w:r>
-          </w:p>
-        </w:tc>
-        <w:tc>
-          <w:tcPr>
-            <w:tcW w:type="dxa" w:w="709"/>
-            <w:shd w:val="clear" w:color="auto" w:fill="F7E3DA"/>
+              <w:t>1.16×</w:t>
+            </w:r>
+          </w:p>
+        </w:tc>
+        <w:tc>
+          <w:tcPr>
+            <w:tcW w:type="dxa" w:w="709"/>
+            <w:shd w:val="clear" w:color="auto" w:fill="EEF0F2"/>
           </w:tcPr>
           <w:p>
             <w:pPr>
@@ -6753,7 +6753,7 @@
                 <w:color w:val="000000"/>
                 <w:sz w:val="16"/>
               </w:rPr>
-              <w:t>1.13×</w:t>
+              <w:t>1.03×</w:t>
             </w:r>
           </w:p>
         </w:tc>
@@ -6791,7 +6791,7 @@
                 <w:b w:val="0"/>
                 <w:sz w:val="16"/>
               </w:rPr>
-              <w:t>2.13</w:t>
+              <w:t>2.21</w:t>
             </w:r>
           </w:p>
         </w:tc>
@@ -6809,7 +6809,7 @@
                 <w:b w:val="0"/>
                 <w:sz w:val="16"/>
               </w:rPr>
-              <w:t>2.41</w:t>
+              <w:t>2.47</w:t>
             </w:r>
           </w:p>
         </w:tc>
@@ -6827,7 +6827,7 @@
                 <w:b w:val="0"/>
                 <w:sz w:val="16"/>
               </w:rPr>
-              <w:t>2.48</w:t>
+              <w:t>2.49</w:t>
             </w:r>
           </w:p>
         </w:tc>
@@ -6845,7 +6845,7 @@
                 <w:b w:val="0"/>
                 <w:sz w:val="16"/>
               </w:rPr>
-              <w:t>2.35</w:t>
+              <w:t>2.28</w:t>
             </w:r>
           </w:p>
         </w:tc>
@@ -6863,7 +6863,7 @@
                 <w:b w:val="0"/>
                 <w:sz w:val="16"/>
               </w:rPr>
-              <w:t>2.49</w:t>
+              <w:t>2.76</w:t>
             </w:r>
           </w:p>
         </w:tc>
@@ -6881,7 +6881,7 @@
                 <w:b w:val="0"/>
                 <w:sz w:val="16"/>
               </w:rPr>
-              <w:t>2.50</w:t>
+              <w:t>2.95</w:t>
             </w:r>
           </w:p>
         </w:tc>
@@ -6900,14 +6900,14 @@
                 <w:color w:val="000000"/>
                 <w:sz w:val="16"/>
               </w:rPr>
-              <w:t>1.10×</w:t>
-            </w:r>
-          </w:p>
-        </w:tc>
-        <w:tc>
-          <w:tcPr>
-            <w:tcW w:type="dxa" w:w="709"/>
-            <w:shd w:val="clear" w:color="auto" w:fill="EEF0F2"/>
+              <w:t>1.03×</w:t>
+            </w:r>
+          </w:p>
+        </w:tc>
+        <w:tc>
+          <w:tcPr>
+            <w:tcW w:type="dxa" w:w="709"/>
+            <w:shd w:val="clear" w:color="auto" w:fill="F7E3DA"/>
           </w:tcPr>
           <w:p>
             <w:pPr>
@@ -6919,14 +6919,14 @@
                 <w:color w:val="000000"/>
                 <w:sz w:val="16"/>
               </w:rPr>
-              <w:t>1.03×</w:t>
-            </w:r>
-          </w:p>
-        </w:tc>
-        <w:tc>
-          <w:tcPr>
-            <w:tcW w:type="dxa" w:w="709"/>
-            <w:shd w:val="clear" w:color="auto" w:fill="EEF0F2"/>
+              <w:t>1.12×</w:t>
+            </w:r>
+          </w:p>
+        </w:tc>
+        <w:tc>
+          <w:tcPr>
+            <w:tcW w:type="dxa" w:w="709"/>
+            <w:shd w:val="clear" w:color="auto" w:fill="F7E3DA"/>
           </w:tcPr>
           <w:p>
             <w:pPr>
@@ -6938,7 +6938,7 @@
                 <w:color w:val="000000"/>
                 <w:sz w:val="16"/>
               </w:rPr>
-              <w:t>1.01×</w:t>
+              <w:t>1.18×</w:t>
             </w:r>
           </w:p>
         </w:tc>
@@ -7190,7 +7190,7 @@
                 <w:b w:val="0"/>
                 <w:sz w:val="16"/>
               </w:rPr>
-              <w:t>4.43</w:t>
+              <w:t>2.93</w:t>
             </w:r>
           </w:p>
         </w:tc>
@@ -7208,7 +7208,7 @@
                 <w:b w:val="0"/>
                 <w:sz w:val="16"/>
               </w:rPr>
-              <w:t>1.57</w:t>
+              <w:t>1.64</w:t>
             </w:r>
           </w:p>
         </w:tc>
@@ -7226,7 +7226,7 @@
                 <w:b w:val="0"/>
                 <w:sz w:val="16"/>
               </w:rPr>
-              <w:t>1.94</w:t>
+              <w:t>1.96</w:t>
             </w:r>
           </w:p>
         </w:tc>
@@ -7282,14 +7282,14 @@
                 <w:color w:val="000000"/>
                 <w:sz w:val="16"/>
               </w:rPr>
-              <w:t>0.73×</w:t>
-            </w:r>
-          </w:p>
-        </w:tc>
-        <w:tc>
-          <w:tcPr>
-            <w:tcW w:type="dxa" w:w="709"/>
-            <w:shd w:val="clear" w:color="auto" w:fill="A9D9BD"/>
+              <w:t>0.74×</w:t>
+            </w:r>
+          </w:p>
+        </w:tc>
+        <w:tc>
+          <w:tcPr>
+            <w:tcW w:type="dxa" w:w="709"/>
+            <w:shd w:val="clear" w:color="auto" w:fill="DCEFE4"/>
           </w:tcPr>
           <w:p>
             <w:pPr>
@@ -7301,7 +7301,7 @@
                 <w:color w:val="000000"/>
                 <w:sz w:val="16"/>
               </w:rPr>
-              <w:t>0.45×</w:t>
+              <w:t>0.68×</w:t>
             </w:r>
           </w:p>
         </w:tc>
@@ -7729,41 +7729,41 @@
                 <w:b w:val="0"/>
                 <w:sz w:val="16"/>
               </w:rPr>
-              <w:t>96.00</w:t>
-            </w:r>
-          </w:p>
-        </w:tc>
-        <w:tc>
-          <w:tcPr>
-            <w:tcW w:type="dxa" w:w="709"/>
-          </w:tcPr>
-          <w:p>
-            <w:pPr>
-              <w:jc w:val="center"/>
-            </w:pPr>
-            <w:r>
-              <w:rPr>
-                <w:b w:val="0"/>
-                <w:sz w:val="16"/>
-              </w:rPr>
-              <w:t>124.81</w:t>
-            </w:r>
-          </w:p>
-        </w:tc>
-        <w:tc>
-          <w:tcPr>
-            <w:tcW w:type="dxa" w:w="709"/>
-          </w:tcPr>
-          <w:p>
-            <w:pPr>
-              <w:jc w:val="center"/>
-            </w:pPr>
-            <w:r>
-              <w:rPr>
-                <w:b w:val="0"/>
-                <w:sz w:val="16"/>
-              </w:rPr>
-              <w:t>127.37</w:t>
+              <w:t>97.20</w:t>
+            </w:r>
+          </w:p>
+        </w:tc>
+        <w:tc>
+          <w:tcPr>
+            <w:tcW w:type="dxa" w:w="709"/>
+          </w:tcPr>
+          <w:p>
+            <w:pPr>
+              <w:jc w:val="center"/>
+            </w:pPr>
+            <w:r>
+              <w:rPr>
+                <w:b w:val="0"/>
+                <w:sz w:val="16"/>
+              </w:rPr>
+              <w:t>127.09</w:t>
+            </w:r>
+          </w:p>
+        </w:tc>
+        <w:tc>
+          <w:tcPr>
+            <w:tcW w:type="dxa" w:w="709"/>
+          </w:tcPr>
+          <w:p>
+            <w:pPr>
+              <w:jc w:val="center"/>
+            </w:pPr>
+            <w:r>
+              <w:rPr>
+                <w:b w:val="0"/>
+                <w:sz w:val="16"/>
+              </w:rPr>
+              <w:t>225.53</w:t>
             </w:r>
           </w:p>
         </w:tc>
@@ -7820,7 +7820,7 @@
                 <w:color w:val="000000"/>
                 <w:sz w:val="16"/>
               </w:rPr>
-              <w:t>0.25×</w:t>
+              <w:t>0.44×</w:t>
             </w:r>
           </w:p>
         </w:tc>
@@ -8221,7 +8221,7 @@
                 <w:b w:val="0"/>
                 <w:sz w:val="16"/>
               </w:rPr>
-              <w:t>384.00</w:t>
+              <w:t>225.68</w:t>
             </w:r>
           </w:p>
         </w:tc>
@@ -8239,7 +8239,7 @@
                 <w:b w:val="0"/>
                 <w:sz w:val="16"/>
               </w:rPr>
-              <w:t>499.20</w:t>
+              <w:t>474.88</w:t>
             </w:r>
           </w:p>
         </w:tc>
@@ -8257,7 +8257,7 @@
                 <w:b w:val="0"/>
                 <w:sz w:val="16"/>
               </w:rPr>
-              <w:t>509.44</w:t>
+              <w:t>504.58</w:t>
             </w:r>
           </w:p>
         </w:tc>
@@ -8275,7 +8275,7 @@
                 <w:b w:val="0"/>
                 <w:sz w:val="16"/>
               </w:rPr>
-              <w:t>122.00</w:t>
+              <w:t>132.48</w:t>
             </w:r>
           </w:p>
         </w:tc>
@@ -8293,7 +8293,7 @@
                 <w:b w:val="0"/>
                 <w:sz w:val="16"/>
               </w:rPr>
-              <w:t>241.72</w:t>
+              <w:t>243.65</w:t>
             </w:r>
           </w:p>
         </w:tc>
@@ -8311,14 +8311,14 @@
                 <w:b w:val="0"/>
                 <w:sz w:val="16"/>
               </w:rPr>
-              <w:t>253.14</w:t>
-            </w:r>
-          </w:p>
-        </w:tc>
-        <w:tc>
-          <w:tcPr>
-            <w:tcW w:type="dxa" w:w="709"/>
-            <w:shd w:val="clear" w:color="auto" w:fill="A9D9BD"/>
+              <w:t>253.53</w:t>
+            </w:r>
+          </w:p>
+        </w:tc>
+        <w:tc>
+          <w:tcPr>
+            <w:tcW w:type="dxa" w:w="709"/>
+            <w:shd w:val="clear" w:color="auto" w:fill="DCEFE4"/>
           </w:tcPr>
           <w:p>
             <w:pPr>
@@ -8330,14 +8330,14 @@
                 <w:color w:val="000000"/>
                 <w:sz w:val="16"/>
               </w:rPr>
-              <w:t>0.32×</w:t>
-            </w:r>
-          </w:p>
-        </w:tc>
-        <w:tc>
-          <w:tcPr>
-            <w:tcW w:type="dxa" w:w="709"/>
-            <w:shd w:val="clear" w:color="auto" w:fill="A9D9BD"/>
+              <w:t>0.59×</w:t>
+            </w:r>
+          </w:p>
+        </w:tc>
+        <w:tc>
+          <w:tcPr>
+            <w:tcW w:type="dxa" w:w="709"/>
+            <w:shd w:val="clear" w:color="auto" w:fill="DCEFE4"/>
           </w:tcPr>
           <w:p>
             <w:pPr>
@@ -8349,7 +8349,7 @@
                 <w:color w:val="000000"/>
                 <w:sz w:val="16"/>
               </w:rPr>
-              <w:t>0.48×</w:t>
+              <w:t>0.51×</w:t>
             </w:r>
           </w:p>
         </w:tc>
@@ -8753,92 +8753,92 @@
                 <w:b w:val="0"/>
                 <w:sz w:val="16"/>
               </w:rPr>
-              <w:t>178.13</w:t>
-            </w:r>
-          </w:p>
-        </w:tc>
-        <w:tc>
-          <w:tcPr>
-            <w:tcW w:type="dxa" w:w="709"/>
-          </w:tcPr>
-          <w:p>
-            <w:pPr>
-              <w:jc w:val="center"/>
-            </w:pPr>
-            <w:r>
-              <w:rPr>
-                <w:b w:val="0"/>
-                <w:sz w:val="16"/>
-              </w:rPr>
-              <w:t>1412.50</w:t>
-            </w:r>
-          </w:p>
-        </w:tc>
-        <w:tc>
-          <w:tcPr>
-            <w:tcW w:type="dxa" w:w="709"/>
-          </w:tcPr>
-          <w:p>
-            <w:pPr>
-              <w:jc w:val="center"/>
-            </w:pPr>
-            <w:r>
-              <w:rPr>
-                <w:b w:val="0"/>
-                <w:sz w:val="16"/>
-              </w:rPr>
-              <w:t>2282.50</w:t>
-            </w:r>
-          </w:p>
-        </w:tc>
-        <w:tc>
-          <w:tcPr>
-            <w:tcW w:type="dxa" w:w="709"/>
-          </w:tcPr>
-          <w:p>
-            <w:pPr>
-              <w:jc w:val="center"/>
-            </w:pPr>
-            <w:r>
-              <w:rPr>
-                <w:b w:val="0"/>
-                <w:sz w:val="16"/>
-              </w:rPr>
-              <w:t>414.77</w:t>
-            </w:r>
-          </w:p>
-        </w:tc>
-        <w:tc>
-          <w:tcPr>
-            <w:tcW w:type="dxa" w:w="709"/>
-          </w:tcPr>
-          <w:p>
-            <w:pPr>
-              <w:jc w:val="center"/>
-            </w:pPr>
-            <w:r>
-              <w:rPr>
-                <w:b w:val="0"/>
-                <w:sz w:val="16"/>
-              </w:rPr>
-              <w:t>2162.50</w:t>
-            </w:r>
-          </w:p>
-        </w:tc>
-        <w:tc>
-          <w:tcPr>
-            <w:tcW w:type="dxa" w:w="709"/>
-          </w:tcPr>
-          <w:p>
-            <w:pPr>
-              <w:jc w:val="center"/>
-            </w:pPr>
-            <w:r>
-              <w:rPr>
-                <w:b w:val="0"/>
-                <w:sz w:val="16"/>
-              </w:rPr>
-              <w:t>4275.00</w:t>
+              <w:t>115.02</w:t>
+            </w:r>
+          </w:p>
+        </w:tc>
+        <w:tc>
+          <w:tcPr>
+            <w:tcW w:type="dxa" w:w="709"/>
+          </w:tcPr>
+          <w:p>
+            <w:pPr>
+              <w:jc w:val="center"/>
+            </w:pPr>
+            <w:r>
+              <w:rPr>
+                <w:b w:val="0"/>
+                <w:sz w:val="16"/>
+              </w:rPr>
+              <w:t>248.14</w:t>
+            </w:r>
+          </w:p>
+        </w:tc>
+        <w:tc>
+          <w:tcPr>
+            <w:tcW w:type="dxa" w:w="709"/>
+          </w:tcPr>
+          <w:p>
+            <w:pPr>
+              <w:jc w:val="center"/>
+            </w:pPr>
+            <w:r>
+              <w:rPr>
+                <w:b w:val="0"/>
+                <w:sz w:val="16"/>
+              </w:rPr>
+              <w:t>395.56</w:t>
+            </w:r>
+          </w:p>
+        </w:tc>
+        <w:tc>
+          <w:tcPr>
+            <w:tcW w:type="dxa" w:w="709"/>
+          </w:tcPr>
+          <w:p>
+            <w:pPr>
+              <w:jc w:val="center"/>
+            </w:pPr>
+            <w:r>
+              <w:rPr>
+                <w:b w:val="0"/>
+                <w:sz w:val="16"/>
+              </w:rPr>
+              <w:t>376.67</w:t>
+            </w:r>
+          </w:p>
+        </w:tc>
+        <w:tc>
+          <w:tcPr>
+            <w:tcW w:type="dxa" w:w="709"/>
+          </w:tcPr>
+          <w:p>
+            <w:pPr>
+              <w:jc w:val="center"/>
+            </w:pPr>
+            <w:r>
+              <w:rPr>
+                <w:b w:val="0"/>
+                <w:sz w:val="16"/>
+              </w:rPr>
+              <w:t>624.27</w:t>
+            </w:r>
+          </w:p>
+        </w:tc>
+        <w:tc>
+          <w:tcPr>
+            <w:tcW w:type="dxa" w:w="709"/>
+          </w:tcPr>
+          <w:p>
+            <w:pPr>
+              <w:jc w:val="center"/>
+            </w:pPr>
+            <w:r>
+              <w:rPr>
+                <w:b w:val="0"/>
+                <w:sz w:val="16"/>
+              </w:rPr>
+              <w:t>3003.82</w:t>
             </w:r>
           </w:p>
         </w:tc>
@@ -8857,14 +8857,14 @@
                 <w:color w:val="000000"/>
                 <w:sz w:val="16"/>
               </w:rPr>
-              <w:t>2.33×</w:t>
-            </w:r>
-          </w:p>
-        </w:tc>
-        <w:tc>
-          <w:tcPr>
-            <w:tcW w:type="dxa" w:w="709"/>
-            <w:shd w:val="clear" w:color="auto" w:fill="F7E3DA"/>
+              <w:t>3.27×</w:t>
+            </w:r>
+          </w:p>
+        </w:tc>
+        <w:tc>
+          <w:tcPr>
+            <w:tcW w:type="dxa" w:w="709"/>
+            <w:shd w:val="clear" w:color="auto" w:fill="EAB596"/>
           </w:tcPr>
           <w:p>
             <w:pPr>
@@ -8876,26 +8876,26 @@
                 <w:color w:val="000000"/>
                 <w:sz w:val="16"/>
               </w:rPr>
-              <w:t>1.53×</w:t>
-            </w:r>
-          </w:p>
-        </w:tc>
-        <w:tc>
-          <w:tcPr>
-            <w:tcW w:type="dxa" w:w="709"/>
-            <w:shd w:val="clear" w:color="auto" w:fill="F7E3DA"/>
-          </w:tcPr>
-          <w:p>
-            <w:pPr>
-              <w:jc w:val="center"/>
-            </w:pPr>
-            <w:r>
-              <w:rPr>
-                <w:b w:val="0"/>
-                <w:color w:val="000000"/>
-                <w:sz w:val="16"/>
-              </w:rPr>
-              <w:t>1.87×</w:t>
+              <w:t>2.52×</w:t>
+            </w:r>
+          </w:p>
+        </w:tc>
+        <w:tc>
+          <w:tcPr>
+            <w:tcW w:type="dxa" w:w="709"/>
+            <w:shd w:val="clear" w:color="auto" w:fill="B5502F"/>
+          </w:tcPr>
+          <w:p>
+            <w:pPr>
+              <w:jc w:val="center"/>
+            </w:pPr>
+            <w:r>
+              <w:rPr>
+                <w:b w:val="0"/>
+                <w:color w:val="FFFFFF"/>
+                <w:sz w:val="16"/>
+              </w:rPr>
+              <w:t>7.59×</w:t>
             </w:r>
           </w:p>
         </w:tc>
@@ -8933,7 +8933,7 @@
                 <w:b w:val="0"/>
                 <w:sz w:val="16"/>
               </w:rPr>
-              <w:t>187.01</w:t>
+              <w:t>168.96</w:t>
             </w:r>
           </w:p>
         </w:tc>
@@ -8951,7 +8951,7 @@
                 <w:b w:val="0"/>
                 <w:sz w:val="16"/>
               </w:rPr>
-              <w:t>2162.50</w:t>
+              <w:t>332.07</w:t>
             </w:r>
           </w:p>
         </w:tc>
@@ -8969,7 +8969,7 @@
                 <w:b w:val="0"/>
                 <w:sz w:val="16"/>
               </w:rPr>
-              <w:t>4275.00</w:t>
+              <w:t>416.73</w:t>
             </w:r>
           </w:p>
         </w:tc>
@@ -8987,7 +8987,7 @@
                 <w:b w:val="0"/>
                 <w:sz w:val="16"/>
               </w:rPr>
-              <w:t>389.42</w:t>
+              <w:t>354.98</w:t>
             </w:r>
           </w:p>
         </w:tc>
@@ -9005,7 +9005,7 @@
                 <w:b w:val="0"/>
                 <w:sz w:val="16"/>
               </w:rPr>
-              <w:t>758.33</w:t>
+              <w:t>498.10</w:t>
             </w:r>
           </w:p>
         </w:tc>
@@ -9023,7 +9023,7 @@
                 <w:b w:val="0"/>
                 <w:sz w:val="16"/>
               </w:rPr>
-              <w:t>951.67</w:t>
+              <w:t>625.09</w:t>
             </w:r>
           </w:p>
         </w:tc>
@@ -9042,14 +9042,14 @@
                 <w:color w:val="000000"/>
                 <w:sz w:val="16"/>
               </w:rPr>
-              <w:t>2.08×</w:t>
-            </w:r>
-          </w:p>
-        </w:tc>
-        <w:tc>
-          <w:tcPr>
-            <w:tcW w:type="dxa" w:w="709"/>
-            <w:shd w:val="clear" w:color="auto" w:fill="A9D9BD"/>
+              <w:t>2.10×</w:t>
+            </w:r>
+          </w:p>
+        </w:tc>
+        <w:tc>
+          <w:tcPr>
+            <w:tcW w:type="dxa" w:w="709"/>
+            <w:shd w:val="clear" w:color="auto" w:fill="F7E3DA"/>
           </w:tcPr>
           <w:p>
             <w:pPr>
@@ -9061,14 +9061,14 @@
                 <w:color w:val="000000"/>
                 <w:sz w:val="16"/>
               </w:rPr>
-              <w:t>0.35×</w:t>
-            </w:r>
-          </w:p>
-        </w:tc>
-        <w:tc>
-          <w:tcPr>
-            <w:tcW w:type="dxa" w:w="709"/>
-            <w:shd w:val="clear" w:color="auto" w:fill="A9D9BD"/>
+              <w:t>1.50×</w:t>
+            </w:r>
+          </w:p>
+        </w:tc>
+        <w:tc>
+          <w:tcPr>
+            <w:tcW w:type="dxa" w:w="709"/>
+            <w:shd w:val="clear" w:color="auto" w:fill="F7E3DA"/>
           </w:tcPr>
           <w:p>
             <w:pPr>
@@ -9080,7 +9080,7 @@
                 <w:color w:val="000000"/>
                 <w:sz w:val="16"/>
               </w:rPr>
-              <w:t>0.22×</w:t>
+              <w:t>1.50×</w:t>
             </w:r>
           </w:p>
         </w:tc>
@@ -9116,92 +9116,92 @@
                 <w:b w:val="0"/>
                 <w:sz w:val="16"/>
               </w:rPr>
-              <w:t>29.81</w:t>
-            </w:r>
-          </w:p>
-        </w:tc>
-        <w:tc>
-          <w:tcPr>
-            <w:tcW w:type="dxa" w:w="709"/>
-          </w:tcPr>
-          <w:p>
-            <w:pPr>
-              <w:jc w:val="center"/>
-            </w:pPr>
-            <w:r>
-              <w:rPr>
-                <w:b w:val="0"/>
-                <w:sz w:val="16"/>
-              </w:rPr>
-              <w:t>443.75</w:t>
-            </w:r>
-          </w:p>
-        </w:tc>
-        <w:tc>
-          <w:tcPr>
-            <w:tcW w:type="dxa" w:w="709"/>
-          </w:tcPr>
-          <w:p>
-            <w:pPr>
-              <w:jc w:val="center"/>
-            </w:pPr>
-            <w:r>
-              <w:rPr>
-                <w:b w:val="0"/>
-                <w:sz w:val="16"/>
-              </w:rPr>
-              <w:t>855.00</w:t>
-            </w:r>
-          </w:p>
-        </w:tc>
-        <w:tc>
-          <w:tcPr>
-            <w:tcW w:type="dxa" w:w="709"/>
-          </w:tcPr>
-          <w:p>
-            <w:pPr>
-              <w:jc w:val="center"/>
-            </w:pPr>
-            <w:r>
-              <w:rPr>
-                <w:b w:val="0"/>
-                <w:sz w:val="16"/>
-              </w:rPr>
-              <w:t>81.53</w:t>
-            </w:r>
-          </w:p>
-        </w:tc>
-        <w:tc>
-          <w:tcPr>
-            <w:tcW w:type="dxa" w:w="709"/>
-          </w:tcPr>
-          <w:p>
-            <w:pPr>
-              <w:jc w:val="center"/>
-            </w:pPr>
-            <w:r>
-              <w:rPr>
-                <w:b w:val="0"/>
-                <w:sz w:val="16"/>
-              </w:rPr>
-              <w:t>213.77</w:t>
-            </w:r>
-          </w:p>
-        </w:tc>
-        <w:tc>
-          <w:tcPr>
-            <w:tcW w:type="dxa" w:w="709"/>
-          </w:tcPr>
-          <w:p>
-            <w:pPr>
-              <w:jc w:val="center"/>
-            </w:pPr>
-            <w:r>
-              <w:rPr>
-                <w:b w:val="0"/>
-                <w:sz w:val="16"/>
-              </w:rPr>
-              <w:t>242.75</w:t>
+              <w:t>23.61</w:t>
+            </w:r>
+          </w:p>
+        </w:tc>
+        <w:tc>
+          <w:tcPr>
+            <w:tcW w:type="dxa" w:w="709"/>
+          </w:tcPr>
+          <w:p>
+            <w:pPr>
+              <w:jc w:val="center"/>
+            </w:pPr>
+            <w:r>
+              <w:rPr>
+                <w:b w:val="0"/>
+                <w:sz w:val="16"/>
+              </w:rPr>
+              <w:t>55.57</w:t>
+            </w:r>
+          </w:p>
+        </w:tc>
+        <w:tc>
+          <w:tcPr>
+            <w:tcW w:type="dxa" w:w="709"/>
+          </w:tcPr>
+          <w:p>
+            <w:pPr>
+              <w:jc w:val="center"/>
+            </w:pPr>
+            <w:r>
+              <w:rPr>
+                <w:b w:val="0"/>
+                <w:sz w:val="16"/>
+              </w:rPr>
+              <w:t>117.20</w:t>
+            </w:r>
+          </w:p>
+        </w:tc>
+        <w:tc>
+          <w:tcPr>
+            <w:tcW w:type="dxa" w:w="709"/>
+          </w:tcPr>
+          <w:p>
+            <w:pPr>
+              <w:jc w:val="center"/>
+            </w:pPr>
+            <w:r>
+              <w:rPr>
+                <w:b w:val="0"/>
+                <w:sz w:val="16"/>
+              </w:rPr>
+              <w:t>62.84</w:t>
+            </w:r>
+          </w:p>
+        </w:tc>
+        <w:tc>
+          <w:tcPr>
+            <w:tcW w:type="dxa" w:w="709"/>
+          </w:tcPr>
+          <w:p>
+            <w:pPr>
+              <w:jc w:val="center"/>
+            </w:pPr>
+            <w:r>
+              <w:rPr>
+                <w:b w:val="0"/>
+                <w:sz w:val="16"/>
+              </w:rPr>
+              <w:t>109.03</w:t>
+            </w:r>
+          </w:p>
+        </w:tc>
+        <w:tc>
+          <w:tcPr>
+            <w:tcW w:type="dxa" w:w="709"/>
+          </w:tcPr>
+          <w:p>
+            <w:pPr>
+              <w:jc w:val="center"/>
+            </w:pPr>
+            <w:r>
+              <w:rPr>
+                <w:b w:val="0"/>
+                <w:sz w:val="16"/>
+              </w:rPr>
+              <w:t>125.60</w:t>
             </w:r>
           </w:p>
         </w:tc>
@@ -9220,14 +9220,14 @@
                 <w:color w:val="000000"/>
                 <w:sz w:val="16"/>
               </w:rPr>
-              <w:t>2.73×</w:t>
-            </w:r>
-          </w:p>
-        </w:tc>
-        <w:tc>
-          <w:tcPr>
-            <w:tcW w:type="dxa" w:w="709"/>
-            <w:shd w:val="clear" w:color="auto" w:fill="A9D9BD"/>
+              <w:t>2.66×</w:t>
+            </w:r>
+          </w:p>
+        </w:tc>
+        <w:tc>
+          <w:tcPr>
+            <w:tcW w:type="dxa" w:w="709"/>
+            <w:shd w:val="clear" w:color="auto" w:fill="F7E3DA"/>
           </w:tcPr>
           <w:p>
             <w:pPr>
@@ -9239,14 +9239,14 @@
                 <w:color w:val="000000"/>
                 <w:sz w:val="16"/>
               </w:rPr>
-              <w:t>0.48×</w:t>
-            </w:r>
-          </w:p>
-        </w:tc>
-        <w:tc>
-          <w:tcPr>
-            <w:tcW w:type="dxa" w:w="709"/>
-            <w:shd w:val="clear" w:color="auto" w:fill="A9D9BD"/>
+              <w:t>1.96×</w:t>
+            </w:r>
+          </w:p>
+        </w:tc>
+        <w:tc>
+          <w:tcPr>
+            <w:tcW w:type="dxa" w:w="709"/>
+            <w:shd w:val="clear" w:color="auto" w:fill="EEF0F2"/>
           </w:tcPr>
           <w:p>
             <w:pPr>
@@ -9258,7 +9258,7 @@
                 <w:color w:val="000000"/>
                 <w:sz w:val="16"/>
               </w:rPr>
-              <w:t>0.28×</w:t>
+              <w:t>1.07×</w:t>
             </w:r>
           </w:p>
         </w:tc>
@@ -9296,7 +9296,7 @@
                 <w:b w:val="0"/>
                 <w:sz w:val="16"/>
               </w:rPr>
-              <w:t>18.37</w:t>
+              <w:t>11.26</w:t>
             </w:r>
           </w:p>
         </w:tc>
@@ -9314,7 +9314,7 @@
                 <w:b w:val="0"/>
                 <w:sz w:val="16"/>
               </w:rPr>
-              <w:t>77.50</w:t>
+              <w:t>29.15</w:t>
             </w:r>
           </w:p>
         </w:tc>
@@ -9332,7 +9332,7 @@
                 <w:b w:val="0"/>
                 <w:sz w:val="16"/>
               </w:rPr>
-              <w:t>2065.00</w:t>
+              <w:t>36.59</w:t>
             </w:r>
           </w:p>
         </w:tc>
@@ -9350,7 +9350,7 @@
                 <w:b w:val="0"/>
                 <w:sz w:val="16"/>
               </w:rPr>
-              <w:t>81.53</w:t>
+              <w:t>75.86</w:t>
             </w:r>
           </w:p>
         </w:tc>
@@ -9368,7 +9368,7 @@
                 <w:b w:val="0"/>
                 <w:sz w:val="16"/>
               </w:rPr>
-              <w:t>387.50</w:t>
+              <w:t>248.14</w:t>
             </w:r>
           </w:p>
         </w:tc>
@@ -9386,26 +9386,7 @@
                 <w:b w:val="0"/>
                 <w:sz w:val="16"/>
               </w:rPr>
-              <w:t>2065.00</w:t>
-            </w:r>
-          </w:p>
-        </w:tc>
-        <w:tc>
-          <w:tcPr>
-            <w:tcW w:type="dxa" w:w="709"/>
-            <w:shd w:val="clear" w:color="auto" w:fill="EAB596"/>
-          </w:tcPr>
-          <w:p>
-            <w:pPr>
-              <w:jc w:val="center"/>
-            </w:pPr>
-            <w:r>
-              <w:rPr>
-                <w:b w:val="0"/>
-                <w:color w:val="000000"/>
-                <w:sz w:val="16"/>
-              </w:rPr>
-              <w:t>4.44×</w:t>
+              <w:t>1335.03</w:t>
             </w:r>
           </w:p>
         </w:tc>
@@ -9424,26 +9405,45 @@
                 <w:color w:val="FFFFFF"/>
                 <w:sz w:val="16"/>
               </w:rPr>
-              <w:t>5.00×</w:t>
-            </w:r>
-          </w:p>
-        </w:tc>
-        <w:tc>
-          <w:tcPr>
-            <w:tcW w:type="dxa" w:w="709"/>
-            <w:shd w:val="clear" w:color="auto" w:fill="EEF0F2"/>
-          </w:tcPr>
-          <w:p>
-            <w:pPr>
-              <w:jc w:val="center"/>
-            </w:pPr>
-            <w:r>
-              <w:rPr>
-                <w:b w:val="0"/>
-                <w:color w:val="000000"/>
-                <w:sz w:val="16"/>
-              </w:rPr>
-              <w:t>1.00×</w:t>
+              <w:t>6.74×</w:t>
+            </w:r>
+          </w:p>
+        </w:tc>
+        <w:tc>
+          <w:tcPr>
+            <w:tcW w:type="dxa" w:w="709"/>
+            <w:shd w:val="clear" w:color="auto" w:fill="B5502F"/>
+          </w:tcPr>
+          <w:p>
+            <w:pPr>
+              <w:jc w:val="center"/>
+            </w:pPr>
+            <w:r>
+              <w:rPr>
+                <w:b w:val="0"/>
+                <w:color w:val="FFFFFF"/>
+                <w:sz w:val="16"/>
+              </w:rPr>
+              <w:t>8.51×</w:t>
+            </w:r>
+          </w:p>
+        </w:tc>
+        <w:tc>
+          <w:tcPr>
+            <w:tcW w:type="dxa" w:w="709"/>
+            <w:shd w:val="clear" w:color="auto" w:fill="B5502F"/>
+          </w:tcPr>
+          <w:p>
+            <w:pPr>
+              <w:jc w:val="center"/>
+            </w:pPr>
+            <w:r>
+              <w:rPr>
+                <w:b w:val="0"/>
+                <w:color w:val="FFFFFF"/>
+                <w:sz w:val="16"/>
+              </w:rPr>
+              <w:t>36.49×</w:t>
             </w:r>
           </w:p>
         </w:tc>
@@ -9787,92 +9787,92 @@
                 <w:b w:val="0"/>
                 <w:sz w:val="16"/>
               </w:rPr>
-              <w:t>738.46</w:t>
-            </w:r>
-          </w:p>
-        </w:tc>
-        <w:tc>
-          <w:tcPr>
-            <w:tcW w:type="dxa" w:w="709"/>
-          </w:tcPr>
-          <w:p>
-            <w:pPr>
-              <w:jc w:val="center"/>
-            </w:pPr>
-            <w:r>
-              <w:rPr>
-                <w:b w:val="0"/>
-                <w:sz w:val="16"/>
-              </w:rPr>
-              <w:t>995.45</w:t>
-            </w:r>
-          </w:p>
-        </w:tc>
-        <w:tc>
-          <w:tcPr>
-            <w:tcW w:type="dxa" w:w="709"/>
-          </w:tcPr>
-          <w:p>
-            <w:pPr>
-              <w:jc w:val="center"/>
-            </w:pPr>
-            <w:r>
-              <w:rPr>
-                <w:b w:val="0"/>
-                <w:sz w:val="16"/>
-              </w:rPr>
-              <w:t>1018.29</w:t>
-            </w:r>
-          </w:p>
-        </w:tc>
-        <w:tc>
-          <w:tcPr>
-            <w:tcW w:type="dxa" w:w="709"/>
-          </w:tcPr>
-          <w:p>
-            <w:pPr>
-              <w:jc w:val="center"/>
-            </w:pPr>
-            <w:r>
-              <w:rPr>
-                <w:b w:val="0"/>
-                <w:sz w:val="16"/>
-              </w:rPr>
-              <w:t>204.01</w:t>
-            </w:r>
-          </w:p>
-        </w:tc>
-        <w:tc>
-          <w:tcPr>
-            <w:tcW w:type="dxa" w:w="709"/>
-          </w:tcPr>
-          <w:p>
-            <w:pPr>
-              <w:jc w:val="center"/>
-            </w:pPr>
-            <w:r>
-              <w:rPr>
-                <w:b w:val="0"/>
-                <w:sz w:val="16"/>
-              </w:rPr>
-              <w:t>465.61</w:t>
-            </w:r>
-          </w:p>
-        </w:tc>
-        <w:tc>
-          <w:tcPr>
-            <w:tcW w:type="dxa" w:w="709"/>
-          </w:tcPr>
-          <w:p>
-            <w:pPr>
-              <w:jc w:val="center"/>
-            </w:pPr>
-            <w:r>
-              <w:rPr>
-                <w:b w:val="0"/>
-                <w:sz w:val="16"/>
-              </w:rPr>
-              <w:t>502.72</w:t>
+              <w:t>768.01</w:t>
+            </w:r>
+          </w:p>
+        </w:tc>
+        <w:tc>
+          <w:tcPr>
+            <w:tcW w:type="dxa" w:w="709"/>
+          </w:tcPr>
+          <w:p>
+            <w:pPr>
+              <w:jc w:val="center"/>
+            </w:pPr>
+            <w:r>
+              <w:rPr>
+                <w:b w:val="0"/>
+                <w:sz w:val="16"/>
+              </w:rPr>
+              <w:t>1305.60</w:t>
+            </w:r>
+          </w:p>
+        </w:tc>
+        <w:tc>
+          <w:tcPr>
+            <w:tcW w:type="dxa" w:w="709"/>
+          </w:tcPr>
+          <w:p>
+            <w:pPr>
+              <w:jc w:val="center"/>
+            </w:pPr>
+            <w:r>
+              <w:rPr>
+                <w:b w:val="0"/>
+                <w:sz w:val="16"/>
+              </w:rPr>
+              <w:t>1899.52</w:t>
+            </w:r>
+          </w:p>
+        </w:tc>
+        <w:tc>
+          <w:tcPr>
+            <w:tcW w:type="dxa" w:w="709"/>
+          </w:tcPr>
+          <w:p>
+            <w:pPr>
+              <w:jc w:val="center"/>
+            </w:pPr>
+            <w:r>
+              <w:rPr>
+                <w:b w:val="0"/>
+                <w:sz w:val="16"/>
+              </w:rPr>
+              <w:t>350.61</w:t>
+            </w:r>
+          </w:p>
+        </w:tc>
+        <w:tc>
+          <w:tcPr>
+            <w:tcW w:type="dxa" w:w="709"/>
+          </w:tcPr>
+          <w:p>
+            <w:pPr>
+              <w:jc w:val="center"/>
+            </w:pPr>
+            <w:r>
+              <w:rPr>
+                <w:b w:val="0"/>
+                <w:sz w:val="16"/>
+              </w:rPr>
+              <w:t>495.86</w:t>
+            </w:r>
+          </w:p>
+        </w:tc>
+        <w:tc>
+          <w:tcPr>
+            <w:tcW w:type="dxa" w:w="709"/>
+          </w:tcPr>
+          <w:p>
+            <w:pPr>
+              <w:jc w:val="center"/>
+            </w:pPr>
+            <w:r>
+              <w:rPr>
+                <w:b w:val="0"/>
+                <w:sz w:val="16"/>
+              </w:rPr>
+              <w:t>508.77</w:t>
             </w:r>
           </w:p>
         </w:tc>
@@ -9891,7 +9891,7 @@
                 <w:color w:val="000000"/>
                 <w:sz w:val="16"/>
               </w:rPr>
-              <w:t>0.28×</w:t>
+              <w:t>0.46×</w:t>
             </w:r>
           </w:p>
         </w:tc>
@@ -9910,7 +9910,7 @@
                 <w:color w:val="000000"/>
                 <w:sz w:val="16"/>
               </w:rPr>
-              <w:t>0.47×</w:t>
+              <w:t>0.38×</w:t>
             </w:r>
           </w:p>
         </w:tc>
@@ -9929,7 +9929,7 @@
                 <w:color w:val="000000"/>
                 <w:sz w:val="16"/>
               </w:rPr>
-              <w:t>0.49×</w:t>
+              <w:t>0.27×</w:t>
             </w:r>
           </w:p>
         </w:tc>
@@ -9967,7 +9967,7 @@
                 <w:b w:val="0"/>
                 <w:sz w:val="16"/>
               </w:rPr>
-              <w:t>633.26</w:t>
+              <w:t>714.67</w:t>
             </w:r>
           </w:p>
         </w:tc>
@@ -9985,7 +9985,7 @@
                 <w:b w:val="0"/>
                 <w:sz w:val="16"/>
               </w:rPr>
-              <w:t>984.93</w:t>
+              <w:t>993.07</w:t>
             </w:r>
           </w:p>
         </w:tc>
@@ -10003,7 +10003,7 @@
                 <w:b w:val="0"/>
                 <w:sz w:val="16"/>
               </w:rPr>
-              <w:t>1016.19</w:t>
+              <w:t>1017.81</w:t>
             </w:r>
           </w:p>
         </w:tc>
@@ -10021,7 +10021,7 @@
                 <w:b w:val="0"/>
                 <w:sz w:val="16"/>
               </w:rPr>
-              <w:t>326.41</w:t>
+              <w:t>369.23</w:t>
             </w:r>
           </w:p>
         </w:tc>
@@ -10039,7 +10039,7 @@
                 <w:b w:val="0"/>
                 <w:sz w:val="16"/>
               </w:rPr>
-              <w:t>493.44</w:t>
+              <w:t>497.72</w:t>
             </w:r>
           </w:p>
         </w:tc>
@@ -10057,7 +10057,7 @@
                 <w:b w:val="0"/>
                 <w:sz w:val="16"/>
               </w:rPr>
-              <w:t>508.29</w:t>
+              <w:t>509.14</w:t>
             </w:r>
           </w:p>
         </w:tc>
@@ -10150,92 +10150,92 @@
                 <w:b w:val="0"/>
                 <w:sz w:val="16"/>
               </w:rPr>
-              <w:t>723.48</w:t>
-            </w:r>
-          </w:p>
-        </w:tc>
-        <w:tc>
-          <w:tcPr>
-            <w:tcW w:type="dxa" w:w="709"/>
-          </w:tcPr>
-          <w:p>
-            <w:pPr>
-              <w:jc w:val="center"/>
-            </w:pPr>
-            <w:r>
-              <w:rPr>
-                <w:b w:val="0"/>
-                <w:sz w:val="16"/>
-              </w:rPr>
-              <w:t>1013.98</w:t>
-            </w:r>
-          </w:p>
-        </w:tc>
-        <w:tc>
-          <w:tcPr>
-            <w:tcW w:type="dxa" w:w="709"/>
-          </w:tcPr>
-          <w:p>
-            <w:pPr>
-              <w:jc w:val="center"/>
-            </w:pPr>
-            <w:r>
-              <w:rPr>
-                <w:b w:val="0"/>
-                <w:sz w:val="16"/>
-              </w:rPr>
-              <w:t>1751.04</w:t>
-            </w:r>
-          </w:p>
-        </w:tc>
-        <w:tc>
-          <w:tcPr>
-            <w:tcW w:type="dxa" w:w="709"/>
-          </w:tcPr>
-          <w:p>
-            <w:pPr>
-              <w:jc w:val="center"/>
-            </w:pPr>
-            <w:r>
-              <w:rPr>
-                <w:b w:val="0"/>
-                <w:sz w:val="16"/>
-              </w:rPr>
-              <w:t>220.80</w:t>
-            </w:r>
-          </w:p>
-        </w:tc>
-        <w:tc>
-          <w:tcPr>
-            <w:tcW w:type="dxa" w:w="709"/>
-          </w:tcPr>
-          <w:p>
-            <w:pPr>
-              <w:jc w:val="center"/>
-            </w:pPr>
-            <w:r>
-              <w:rPr>
-                <w:b w:val="0"/>
-                <w:sz w:val="16"/>
-              </w:rPr>
-              <w:t>470.76</w:t>
-            </w:r>
-          </w:p>
-        </w:tc>
-        <w:tc>
-          <w:tcPr>
-            <w:tcW w:type="dxa" w:w="709"/>
-          </w:tcPr>
-          <w:p>
-            <w:pPr>
-              <w:jc w:val="center"/>
-            </w:pPr>
-            <w:r>
-              <w:rPr>
-                <w:b w:val="0"/>
-                <w:sz w:val="16"/>
-              </w:rPr>
-              <w:t>503.75</w:t>
+              <w:t>794.95</w:t>
+            </w:r>
+          </w:p>
+        </w:tc>
+        <w:tc>
+          <w:tcPr>
+            <w:tcW w:type="dxa" w:w="709"/>
+          </w:tcPr>
+          <w:p>
+            <w:pPr>
+              <w:jc w:val="center"/>
+            </w:pPr>
+            <w:r>
+              <w:rPr>
+                <w:b w:val="0"/>
+                <w:sz w:val="16"/>
+              </w:rPr>
+              <w:t>1800.53</w:t>
+            </w:r>
+          </w:p>
+        </w:tc>
+        <w:tc>
+          <w:tcPr>
+            <w:tcW w:type="dxa" w:w="709"/>
+          </w:tcPr>
+          <w:p>
+            <w:pPr>
+              <w:jc w:val="center"/>
+            </w:pPr>
+            <w:r>
+              <w:rPr>
+                <w:b w:val="0"/>
+                <w:sz w:val="16"/>
+              </w:rPr>
+              <w:t>1998.51</w:t>
+            </w:r>
+          </w:p>
+        </w:tc>
+        <w:tc>
+          <w:tcPr>
+            <w:tcW w:type="dxa" w:w="709"/>
+          </w:tcPr>
+          <w:p>
+            <w:pPr>
+              <w:jc w:val="center"/>
+            </w:pPr>
+            <w:r>
+              <w:rPr>
+                <w:b w:val="0"/>
+                <w:sz w:val="16"/>
+              </w:rPr>
+              <w:t>369.23</w:t>
+            </w:r>
+          </w:p>
+        </w:tc>
+        <w:tc>
+          <w:tcPr>
+            <w:tcW w:type="dxa" w:w="709"/>
+          </w:tcPr>
+          <w:p>
+            <w:pPr>
+              <w:jc w:val="center"/>
+            </w:pPr>
+            <w:r>
+              <w:rPr>
+                <w:b w:val="0"/>
+                <w:sz w:val="16"/>
+              </w:rPr>
+              <w:t>497.72</w:t>
+            </w:r>
+          </w:p>
+        </w:tc>
+        <w:tc>
+          <w:tcPr>
+            <w:tcW w:type="dxa" w:w="709"/>
+          </w:tcPr>
+          <w:p>
+            <w:pPr>
+              <w:jc w:val="center"/>
+            </w:pPr>
+            <w:r>
+              <w:rPr>
+                <w:b w:val="0"/>
+                <w:sz w:val="16"/>
+              </w:rPr>
+              <w:t>509.14</w:t>
             </w:r>
           </w:p>
         </w:tc>
@@ -10254,7 +10254,7 @@
                 <w:color w:val="000000"/>
                 <w:sz w:val="16"/>
               </w:rPr>
-              <w:t>0.31×</w:t>
+              <w:t>0.46×</w:t>
             </w:r>
           </w:p>
         </w:tc>
@@ -10273,7 +10273,7 @@
                 <w:color w:val="000000"/>
                 <w:sz w:val="16"/>
               </w:rPr>
-              <w:t>0.46×</w:t>
+              <w:t>0.28×</w:t>
             </w:r>
           </w:p>
         </w:tc>
@@ -10292,7 +10292,7 @@
                 <w:color w:val="000000"/>
                 <w:sz w:val="16"/>
               </w:rPr>
-              <w:t>0.29×</w:t>
+              <w:t>0.25×</w:t>
             </w:r>
           </w:p>
         </w:tc>
@@ -10330,7 +10330,7 @@
                 <w:b w:val="0"/>
                 <w:sz w:val="16"/>
               </w:rPr>
-              <w:t>1472.01</w:t>
+              <w:t>1580.54</w:t>
             </w:r>
           </w:p>
         </w:tc>
@@ -10348,7 +10348,7 @@
                 <w:b w:val="0"/>
                 <w:sz w:val="16"/>
               </w:rPr>
-              <w:t>2028.80</w:t>
+              <w:t>3353.60</w:t>
             </w:r>
           </w:p>
         </w:tc>
@@ -10366,7 +10366,7 @@
                 <w:b w:val="0"/>
                 <w:sz w:val="16"/>
               </w:rPr>
-              <w:t>3502.08</w:t>
+              <w:t>3947.52</w:t>
             </w:r>
           </w:p>
         </w:tc>
@@ -10384,7 +10384,7 @@
                 <w:b w:val="0"/>
                 <w:sz w:val="16"/>
               </w:rPr>
-              <w:t>208.00</w:t>
+              <w:t>343.27</w:t>
             </w:r>
           </w:p>
         </w:tc>
@@ -10402,7 +10402,7 @@
                 <w:b w:val="0"/>
                 <w:sz w:val="16"/>
               </w:rPr>
-              <w:t>458.97</w:t>
+              <w:t>495.13</w:t>
             </w:r>
           </w:p>
         </w:tc>
@@ -10420,7 +10420,26 @@
                 <w:b w:val="0"/>
                 <w:sz w:val="16"/>
               </w:rPr>
-              <w:t>501.39</w:t>
+              <w:t>508.63</w:t>
+            </w:r>
+          </w:p>
+        </w:tc>
+        <w:tc>
+          <w:tcPr>
+            <w:tcW w:type="dxa" w:w="709"/>
+            <w:shd w:val="clear" w:color="auto" w:fill="EAB596"/>
+          </w:tcPr>
+          <w:p>
+            <w:pPr>
+              <w:jc w:val="center"/>
+            </w:pPr>
+            <w:r>
+              <w:rPr>
+                <w:b w:val="0"/>
+                <w:color w:val="000000"/>
+                <w:sz w:val="16"/>
+              </w:rPr>
+              <w:t>0.22×</w:t>
             </w:r>
           </w:p>
         </w:tc>
@@ -10439,26 +10458,7 @@
                 <w:color w:val="FFFFFF"/>
                 <w:sz w:val="16"/>
               </w:rPr>
-              <w:t>0.14×</w:t>
-            </w:r>
-          </w:p>
-        </w:tc>
-        <w:tc>
-          <w:tcPr>
-            <w:tcW w:type="dxa" w:w="709"/>
-            <w:shd w:val="clear" w:color="auto" w:fill="EAB596"/>
-          </w:tcPr>
-          <w:p>
-            <w:pPr>
-              <w:jc w:val="center"/>
-            </w:pPr>
-            <w:r>
-              <w:rPr>
-                <w:b w:val="0"/>
-                <w:color w:val="000000"/>
-                <w:sz w:val="16"/>
-              </w:rPr>
-              <w:t>0.23×</w:t>
+              <w:t>0.15×</w:t>
             </w:r>
           </w:p>
         </w:tc>
@@ -10477,7 +10477,7 @@
                 <w:color w:val="FFFFFF"/>
                 <w:sz w:val="16"/>
               </w:rPr>
-              <w:t>0.14×</w:t>
+              <w:t>0.13×</w:t>
             </w:r>
           </w:p>
         </w:tc>
@@ -10821,24 +10821,7 @@
                 <w:b w:val="0"/>
                 <w:sz w:val="16"/>
               </w:rPr>
-              <w:t>1.64</w:t>
-            </w:r>
-          </w:p>
-        </w:tc>
-        <w:tc>
-          <w:tcPr>
-            <w:tcW w:type="dxa" w:w="709"/>
-          </w:tcPr>
-          <w:p>
-            <w:pPr>
-              <w:jc w:val="center"/>
-            </w:pPr>
-            <w:r>
-              <w:rPr>
-                <w:b w:val="0"/>
-                <w:sz w:val="16"/>
-              </w:rPr>
-              <w:t>1.88</w:t>
+              <w:t>1.75</w:t>
             </w:r>
           </w:p>
         </w:tc>
@@ -10872,41 +10855,58 @@
                 <w:b w:val="0"/>
                 <w:sz w:val="16"/>
               </w:rPr>
-              <w:t>2.11</w:t>
-            </w:r>
-          </w:p>
-        </w:tc>
-        <w:tc>
-          <w:tcPr>
-            <w:tcW w:type="dxa" w:w="709"/>
-          </w:tcPr>
-          <w:p>
-            <w:pPr>
-              <w:jc w:val="center"/>
-            </w:pPr>
-            <w:r>
-              <w:rPr>
-                <w:b w:val="0"/>
-                <w:sz w:val="16"/>
-              </w:rPr>
-              <w:t>2.25</w:t>
-            </w:r>
-          </w:p>
-        </w:tc>
-        <w:tc>
-          <w:tcPr>
-            <w:tcW w:type="dxa" w:w="709"/>
-          </w:tcPr>
-          <w:p>
-            <w:pPr>
-              <w:jc w:val="center"/>
-            </w:pPr>
-            <w:r>
-              <w:rPr>
-                <w:b w:val="0"/>
-                <w:sz w:val="16"/>
-              </w:rPr>
-              <w:t>2.43</w:t>
+              <w:t>2.00</w:t>
+            </w:r>
+          </w:p>
+        </w:tc>
+        <w:tc>
+          <w:tcPr>
+            <w:tcW w:type="dxa" w:w="709"/>
+          </w:tcPr>
+          <w:p>
+            <w:pPr>
+              <w:jc w:val="center"/>
+            </w:pPr>
+            <w:r>
+              <w:rPr>
+                <w:b w:val="0"/>
+                <w:sz w:val="16"/>
+              </w:rPr>
+              <w:t>2.24</w:t>
+            </w:r>
+          </w:p>
+        </w:tc>
+        <w:tc>
+          <w:tcPr>
+            <w:tcW w:type="dxa" w:w="709"/>
+          </w:tcPr>
+          <w:p>
+            <w:pPr>
+              <w:jc w:val="center"/>
+            </w:pPr>
+            <w:r>
+              <w:rPr>
+                <w:b w:val="0"/>
+                <w:sz w:val="16"/>
+              </w:rPr>
+              <w:t>2.47</w:t>
+            </w:r>
+          </w:p>
+        </w:tc>
+        <w:tc>
+          <w:tcPr>
+            <w:tcW w:type="dxa" w:w="709"/>
+          </w:tcPr>
+          <w:p>
+            <w:pPr>
+              <w:jc w:val="center"/>
+            </w:pPr>
+            <w:r>
+              <w:rPr>
+                <w:b w:val="0"/>
+                <w:sz w:val="16"/>
+              </w:rPr>
+              <w:t>2.49</w:t>
             </w:r>
           </w:p>
         </w:tc>
@@ -10925,7 +10925,7 @@
                 <w:color w:val="000000"/>
                 <w:sz w:val="16"/>
               </w:rPr>
-              <w:t>1.29×</w:t>
+              <w:t>1.28×</w:t>
             </w:r>
           </w:p>
         </w:tc>
@@ -10944,7 +10944,7 @@
                 <w:color w:val="000000"/>
                 <w:sz w:val="16"/>
               </w:rPr>
-              <w:t>1.20×</w:t>
+              <w:t>1.25×</w:t>
             </w:r>
           </w:p>
         </w:tc>
@@ -10963,7 +10963,7 @@
                 <w:color w:val="000000"/>
                 <w:sz w:val="16"/>
               </w:rPr>
-              <w:t>1.23×</w:t>
+              <w:t>1.25×</w:t>
             </w:r>
           </w:p>
         </w:tc>
@@ -11001,7 +11001,7 @@
                 <w:b w:val="0"/>
                 <w:sz w:val="16"/>
               </w:rPr>
-              <w:t>1.79</w:t>
+              <w:t>1.75</w:t>
             </w:r>
           </w:p>
         </w:tc>
@@ -11019,7 +11019,7 @@
                 <w:b w:val="0"/>
                 <w:sz w:val="16"/>
               </w:rPr>
-              <w:t>1.98</w:t>
+              <w:t>1.99</w:t>
             </w:r>
           </w:p>
         </w:tc>
@@ -11037,7 +11037,7 @@
                 <w:b w:val="0"/>
                 <w:sz w:val="16"/>
               </w:rPr>
-              <w:t>2.00</w:t>
+              <w:t>2.36</w:t>
             </w:r>
           </w:p>
         </w:tc>
@@ -11055,7 +11055,7 @@
                 <w:b w:val="0"/>
                 <w:sz w:val="16"/>
               </w:rPr>
-              <w:t>2.12</w:t>
+              <w:t>2.25</w:t>
             </w:r>
           </w:p>
         </w:tc>
@@ -11073,7 +11073,7 @@
                 <w:b w:val="0"/>
                 <w:sz w:val="16"/>
               </w:rPr>
-              <w:t>2.24</w:t>
+              <w:t>2.48</w:t>
             </w:r>
           </w:p>
         </w:tc>
@@ -11091,7 +11091,7 @@
                 <w:b w:val="0"/>
                 <w:sz w:val="16"/>
               </w:rPr>
-              <w:t>2.25</w:t>
+              <w:t>2.50</w:t>
             </w:r>
           </w:p>
         </w:tc>
@@ -11110,7 +11110,7 @@
                 <w:color w:val="000000"/>
                 <w:sz w:val="16"/>
               </w:rPr>
-              <w:t>1.18×</w:t>
+              <w:t>1.29×</w:t>
             </w:r>
           </w:p>
         </w:tc>
@@ -11129,14 +11129,14 @@
                 <w:color w:val="000000"/>
                 <w:sz w:val="16"/>
               </w:rPr>
-              <w:t>1.13×</w:t>
-            </w:r>
-          </w:p>
-        </w:tc>
-        <w:tc>
-          <w:tcPr>
-            <w:tcW w:type="dxa" w:w="709"/>
-            <w:shd w:val="clear" w:color="auto" w:fill="F7E3DA"/>
+              <w:t>1.25×</w:t>
+            </w:r>
+          </w:p>
+        </w:tc>
+        <w:tc>
+          <w:tcPr>
+            <w:tcW w:type="dxa" w:w="709"/>
+            <w:shd w:val="clear" w:color="auto" w:fill="EEF0F2"/>
           </w:tcPr>
           <w:p>
             <w:pPr>
@@ -11148,7 +11148,7 @@
                 <w:color w:val="000000"/>
                 <w:sz w:val="16"/>
               </w:rPr>
-              <w:t>1.12×</w:t>
+              <w:t>1.06×</w:t>
             </w:r>
           </w:p>
         </w:tc>
@@ -11364,7 +11364,7 @@
                 <w:b w:val="0"/>
                 <w:sz w:val="16"/>
               </w:rPr>
-              <w:t>1.05</w:t>
+              <w:t>1.16</w:t>
             </w:r>
           </w:p>
         </w:tc>
@@ -11382,7 +11382,7 @@
                 <w:b w:val="0"/>
                 <w:sz w:val="16"/>
               </w:rPr>
-              <w:t>1.94</w:t>
+              <w:t>1.49</w:t>
             </w:r>
           </w:p>
         </w:tc>
@@ -11400,7 +11400,7 @@
                 <w:b w:val="0"/>
                 <w:sz w:val="16"/>
               </w:rPr>
-              <w:t>2.18</w:t>
+              <w:t>2.86</w:t>
             </w:r>
           </w:p>
         </w:tc>
@@ -11418,7 +11418,7 @@
                 <w:b w:val="0"/>
                 <w:sz w:val="16"/>
               </w:rPr>
-              <w:t>1.38</w:t>
+              <w:t>1.32</w:t>
             </w:r>
           </w:p>
         </w:tc>
@@ -11436,7 +11436,7 @@
                 <w:b w:val="0"/>
                 <w:sz w:val="16"/>
               </w:rPr>
-              <w:t>1.57</w:t>
+              <w:t>1.90</w:t>
             </w:r>
           </w:p>
         </w:tc>
@@ -11454,7 +11454,7 @@
                 <w:b w:val="0"/>
                 <w:sz w:val="16"/>
               </w:rPr>
-              <w:t>1.71</w:t>
+              <w:t>1.98</w:t>
             </w:r>
           </w:p>
         </w:tc>
@@ -11473,7 +11473,26 @@
                 <w:color w:val="000000"/>
                 <w:sz w:val="16"/>
               </w:rPr>
-              <w:t>1.31×</w:t>
+              <w:t>1.14×</w:t>
+            </w:r>
+          </w:p>
+        </w:tc>
+        <w:tc>
+          <w:tcPr>
+            <w:tcW w:type="dxa" w:w="709"/>
+            <w:shd w:val="clear" w:color="auto" w:fill="F7E3DA"/>
+          </w:tcPr>
+          <w:p>
+            <w:pPr>
+              <w:jc w:val="center"/>
+            </w:pPr>
+            <w:r>
+              <w:rPr>
+                <w:b w:val="0"/>
+                <w:color w:val="000000"/>
+                <w:sz w:val="16"/>
+              </w:rPr>
+              <w:t>1.28×</w:t>
             </w:r>
           </w:p>
         </w:tc>
@@ -11492,26 +11511,7 @@
                 <w:color w:val="000000"/>
                 <w:sz w:val="16"/>
               </w:rPr>
-              <w:t>0.81×</w:t>
-            </w:r>
-          </w:p>
-        </w:tc>
-        <w:tc>
-          <w:tcPr>
-            <w:tcW w:type="dxa" w:w="709"/>
-            <w:shd w:val="clear" w:color="auto" w:fill="DCEFE4"/>
-          </w:tcPr>
-          <w:p>
-            <w:pPr>
-              <w:jc w:val="center"/>
-            </w:pPr>
-            <w:r>
-              <w:rPr>
-                <w:b w:val="0"/>
-                <w:color w:val="000000"/>
-                <w:sz w:val="16"/>
-              </w:rPr>
-              <w:t>0.78×</w:t>
+              <w:t>0.69×</w:t>
             </w:r>
           </w:p>
         </w:tc>
@@ -11888,99 +11888,99 @@
                 <w:b w:val="0"/>
                 <w:sz w:val="16"/>
               </w:rPr>
-              <w:t>758.86</w:t>
-            </w:r>
-          </w:p>
-        </w:tc>
-        <w:tc>
-          <w:tcPr>
-            <w:tcW w:type="dxa" w:w="709"/>
-          </w:tcPr>
-          <w:p>
-            <w:pPr>
-              <w:jc w:val="center"/>
-            </w:pPr>
-            <w:r>
-              <w:rPr>
-                <w:b w:val="0"/>
-                <w:sz w:val="16"/>
-              </w:rPr>
-              <w:t>997.49</w:t>
-            </w:r>
-          </w:p>
-        </w:tc>
-        <w:tc>
-          <w:tcPr>
-            <w:tcW w:type="dxa" w:w="709"/>
-          </w:tcPr>
-          <w:p>
-            <w:pPr>
-              <w:jc w:val="center"/>
-            </w:pPr>
-            <w:r>
-              <w:rPr>
-                <w:b w:val="0"/>
-                <w:sz w:val="16"/>
-              </w:rPr>
-              <w:t>1018.70</w:t>
-            </w:r>
-          </w:p>
-        </w:tc>
-        <w:tc>
-          <w:tcPr>
-            <w:tcW w:type="dxa" w:w="709"/>
-          </w:tcPr>
-          <w:p>
-            <w:pPr>
-              <w:jc w:val="center"/>
-            </w:pPr>
-            <w:r>
-              <w:rPr>
-                <w:b w:val="0"/>
-                <w:sz w:val="16"/>
-              </w:rPr>
-              <w:t>384.01</w:t>
-            </w:r>
-          </w:p>
-        </w:tc>
-        <w:tc>
-          <w:tcPr>
-            <w:tcW w:type="dxa" w:w="709"/>
-          </w:tcPr>
-          <w:p>
-            <w:pPr>
-              <w:jc w:val="center"/>
-            </w:pPr>
-            <w:r>
-              <w:rPr>
-                <w:b w:val="0"/>
-                <w:sz w:val="16"/>
-              </w:rPr>
-              <w:t>499.23</w:t>
-            </w:r>
-          </w:p>
-        </w:tc>
-        <w:tc>
-          <w:tcPr>
-            <w:tcW w:type="dxa" w:w="709"/>
-          </w:tcPr>
-          <w:p>
-            <w:pPr>
-              <w:jc w:val="center"/>
-            </w:pPr>
-            <w:r>
-              <w:rPr>
-                <w:b w:val="0"/>
-                <w:sz w:val="16"/>
-              </w:rPr>
-              <w:t>509.47</w:t>
-            </w:r>
-          </w:p>
-        </w:tc>
-        <w:tc>
-          <w:tcPr>
-            <w:tcW w:type="dxa" w:w="709"/>
-            <w:shd w:val="clear" w:color="auto" w:fill="DCEFE4"/>
+              <w:t>768.00</w:t>
+            </w:r>
+          </w:p>
+        </w:tc>
+        <w:tc>
+          <w:tcPr>
+            <w:tcW w:type="dxa" w:w="709"/>
+          </w:tcPr>
+          <w:p>
+            <w:pPr>
+              <w:jc w:val="center"/>
+            </w:pPr>
+            <w:r>
+              <w:rPr>
+                <w:b w:val="0"/>
+                <w:sz w:val="16"/>
+              </w:rPr>
+              <w:t>998.40</w:t>
+            </w:r>
+          </w:p>
+        </w:tc>
+        <w:tc>
+          <w:tcPr>
+            <w:tcW w:type="dxa" w:w="709"/>
+          </w:tcPr>
+          <w:p>
+            <w:pPr>
+              <w:jc w:val="center"/>
+            </w:pPr>
+            <w:r>
+              <w:rPr>
+                <w:b w:val="0"/>
+                <w:sz w:val="16"/>
+              </w:rPr>
+              <w:t>1018.88</w:t>
+            </w:r>
+          </w:p>
+        </w:tc>
+        <w:tc>
+          <w:tcPr>
+            <w:tcW w:type="dxa" w:w="709"/>
+          </w:tcPr>
+          <w:p>
+            <w:pPr>
+              <w:jc w:val="center"/>
+            </w:pPr>
+            <w:r>
+              <w:rPr>
+                <w:b w:val="0"/>
+                <w:sz w:val="16"/>
+              </w:rPr>
+              <w:t>384.13</w:t>
+            </w:r>
+          </w:p>
+        </w:tc>
+        <w:tc>
+          <w:tcPr>
+            <w:tcW w:type="dxa" w:w="709"/>
+          </w:tcPr>
+          <w:p>
+            <w:pPr>
+              <w:jc w:val="center"/>
+            </w:pPr>
+            <w:r>
+              <w:rPr>
+                <w:b w:val="0"/>
+                <w:sz w:val="16"/>
+              </w:rPr>
+              <w:t>499.44</w:t>
+            </w:r>
+          </w:p>
+        </w:tc>
+        <w:tc>
+          <w:tcPr>
+            <w:tcW w:type="dxa" w:w="709"/>
+          </w:tcPr>
+          <w:p>
+            <w:pPr>
+              <w:jc w:val="center"/>
+            </w:pPr>
+            <w:r>
+              <w:rPr>
+                <w:b w:val="0"/>
+                <w:sz w:val="16"/>
+              </w:rPr>
+              <w:t>509.69</w:t>
+            </w:r>
+          </w:p>
+        </w:tc>
+        <w:tc>
+          <w:tcPr>
+            <w:tcW w:type="dxa" w:w="709"/>
+            <w:shd w:val="clear" w:color="auto" w:fill="A9D9BD"/>
           </w:tcPr>
           <w:p>
             <w:pPr>
@@ -11992,7 +11992,7 @@
                 <w:color w:val="000000"/>
                 <w:sz w:val="16"/>
               </w:rPr>
-              <w:t>0.51×</w:t>
+              <w:t>0.50×</w:t>
             </w:r>
           </w:p>
         </w:tc>
@@ -12431,7 +12431,7 @@
                 <w:b w:val="0"/>
                 <w:sz w:val="16"/>
               </w:rPr>
-              <w:t>738.46</w:t>
+              <w:t>758.86</w:t>
             </w:r>
           </w:p>
         </w:tc>
@@ -12449,7 +12449,7 @@
                 <w:b w:val="0"/>
                 <w:sz w:val="16"/>
               </w:rPr>
-              <w:t>995.45</w:t>
+              <w:t>997.49</w:t>
             </w:r>
           </w:p>
         </w:tc>
@@ -12467,7 +12467,7 @@
                 <w:b w:val="0"/>
                 <w:sz w:val="16"/>
               </w:rPr>
-              <w:t>1018.29</w:t>
+              <w:t>1018.70</w:t>
             </w:r>
           </w:p>
         </w:tc>
@@ -12540,7 +12540,7 @@
                 <w:color w:val="000000"/>
                 <w:sz w:val="16"/>
               </w:rPr>
-              <w:t>0.52×</w:t>
+              <w:t>0.51×</w:t>
             </w:r>
           </w:p>
         </w:tc>
